--- a/BtChuong4/ThucHanh/Bài1.docx
+++ b/BtChuong4/ThucHanh/Bài1.docx
@@ -19,20 +19,1522 @@
       </w:r>
     </w:p>
     <w:p>
-      <w:pPr>
-        <w:rPr>
-          <w:lang w:val="vi-VN"/>
-        </w:rPr>
-      </w:pPr>
-      <w:r>
+      <w:r>
+        <w:t xml:space="preserve">a) Client </w:t>
+      </w:r>
+      <w:proofErr w:type="spellStart"/>
+      <w:r>
+        <w:t>gửi</w:t>
+      </w:r>
+      <w:proofErr w:type="spellEnd"/>
+      <w:r>
+        <w:t xml:space="preserve"> </w:t>
+      </w:r>
+      <w:proofErr w:type="spellStart"/>
+      <w:r>
+        <w:t>yêu</w:t>
+      </w:r>
+      <w:proofErr w:type="spellEnd"/>
+      <w:r>
+        <w:t xml:space="preserve"> </w:t>
+      </w:r>
+      <w:proofErr w:type="spellStart"/>
+      <w:r>
+        <w:t>cầu</w:t>
+      </w:r>
+      <w:proofErr w:type="spellEnd"/>
+      <w:r>
+        <w:t xml:space="preserve"> </w:t>
+      </w:r>
+      <w:proofErr w:type="spellStart"/>
+      <w:r>
+        <w:t>tính</w:t>
+      </w:r>
+      <w:proofErr w:type="spellEnd"/>
+      <w:r>
+        <w:t xml:space="preserve"> </w:t>
+      </w:r>
+      <w:proofErr w:type="spellStart"/>
+      <w:r>
+        <w:t>tổng</w:t>
+      </w:r>
+      <w:proofErr w:type="spellEnd"/>
+      <w:r>
+        <w:t xml:space="preserve"> </w:t>
+      </w:r>
+      <w:proofErr w:type="spellStart"/>
+      <w:r>
+        <w:t>hai</w:t>
+      </w:r>
+      <w:proofErr w:type="spellEnd"/>
+      <w:r>
+        <w:t xml:space="preserve"> </w:t>
+      </w:r>
+      <w:proofErr w:type="spellStart"/>
+      <w:r>
+        <w:t>số</w:t>
+      </w:r>
+      <w:proofErr w:type="spellEnd"/>
+      <w:r>
+        <w:t xml:space="preserve"> </w:t>
+      </w:r>
+      <w:proofErr w:type="spellStart"/>
+      <w:r>
+        <w:t>nguyên</w:t>
+      </w:r>
+      <w:proofErr w:type="spellEnd"/>
+      <w:r>
+        <w:t xml:space="preserve"> </w:t>
+      </w:r>
+      <w:proofErr w:type="spellStart"/>
+      <w:r>
+        <w:t>đến</w:t>
+      </w:r>
+      <w:proofErr w:type="spellEnd"/>
+      <w:r>
+        <w:t xml:space="preserve"> Server. Server </w:t>
+      </w:r>
+      <w:proofErr w:type="spellStart"/>
+      <w:r>
+        <w:t>nhận</w:t>
+      </w:r>
+      <w:proofErr w:type="spellEnd"/>
+      <w:r>
+        <w:t xml:space="preserve"> </w:t>
+      </w:r>
+      <w:proofErr w:type="spellStart"/>
+      <w:r>
+        <w:t>yêu</w:t>
+      </w:r>
+      <w:proofErr w:type="spellEnd"/>
+      <w:r>
+        <w:t xml:space="preserve"> </w:t>
+      </w:r>
+      <w:proofErr w:type="spellStart"/>
+      <w:r>
+        <w:t>cầu</w:t>
+      </w:r>
+      <w:proofErr w:type="spellEnd"/>
+      <w:r>
+        <w:t xml:space="preserve">, </w:t>
+      </w:r>
+      <w:proofErr w:type="spellStart"/>
+      <w:r>
+        <w:t>tính</w:t>
+      </w:r>
+      <w:proofErr w:type="spellEnd"/>
+      <w:r>
+        <w:t xml:space="preserve"> </w:t>
+      </w:r>
+      <w:proofErr w:type="spellStart"/>
+      <w:r>
+        <w:t>toán</w:t>
+      </w:r>
+      <w:proofErr w:type="spellEnd"/>
+      <w:r>
+        <w:t xml:space="preserve"> </w:t>
+      </w:r>
+      <w:proofErr w:type="spellStart"/>
+      <w:r>
+        <w:t>kết</w:t>
+      </w:r>
+      <w:proofErr w:type="spellEnd"/>
+      <w:r>
+        <w:t xml:space="preserve"> </w:t>
+      </w:r>
+      <w:proofErr w:type="spellStart"/>
+      <w:r>
+        <w:t>quả</w:t>
+      </w:r>
+      <w:proofErr w:type="spellEnd"/>
+      <w:r>
+        <w:t xml:space="preserve"> </w:t>
+      </w:r>
+      <w:proofErr w:type="spellStart"/>
+      <w:r>
+        <w:t>và</w:t>
+      </w:r>
+      <w:proofErr w:type="spellEnd"/>
+      <w:r>
+        <w:t xml:space="preserve"> </w:t>
+      </w:r>
+      <w:proofErr w:type="spellStart"/>
+      <w:r>
+        <w:t>trả</w:t>
+      </w:r>
+      <w:proofErr w:type="spellEnd"/>
+      <w:r>
+        <w:t xml:space="preserve"> </w:t>
+      </w:r>
+      <w:proofErr w:type="spellStart"/>
+      <w:r>
+        <w:t>về</w:t>
+      </w:r>
+      <w:proofErr w:type="spellEnd"/>
+      <w:r>
+        <w:t xml:space="preserve"> </w:t>
+      </w:r>
+      <w:proofErr w:type="spellStart"/>
+      <w:r>
+        <w:t>cho</w:t>
+      </w:r>
+      <w:proofErr w:type="spellEnd"/>
+      <w:r>
+        <w:t xml:space="preserve"> Client. Giao </w:t>
+      </w:r>
+      <w:proofErr w:type="spellStart"/>
+      <w:r>
+        <w:t>tiếp</w:t>
+      </w:r>
+      <w:proofErr w:type="spellEnd"/>
+      <w:r>
+        <w:t xml:space="preserve"> </w:t>
+      </w:r>
+      <w:proofErr w:type="spellStart"/>
+      <w:r>
+        <w:t>giữa</w:t>
+      </w:r>
+      <w:proofErr w:type="spellEnd"/>
+      <w:r>
+        <w:t xml:space="preserve"> Client </w:t>
+      </w:r>
+      <w:proofErr w:type="spellStart"/>
+      <w:r>
+        <w:t>và</w:t>
+      </w:r>
+      <w:proofErr w:type="spellEnd"/>
+      <w:r>
+        <w:t xml:space="preserve"> Server </w:t>
+      </w:r>
+      <w:proofErr w:type="spellStart"/>
+      <w:r>
+        <w:t>phải</w:t>
+      </w:r>
+      <w:proofErr w:type="spellEnd"/>
+      <w:r>
+        <w:t xml:space="preserve"> </w:t>
+      </w:r>
+      <w:proofErr w:type="spellStart"/>
+      <w:r>
+        <w:t>được</w:t>
+      </w:r>
+      <w:proofErr w:type="spellEnd"/>
+      <w:r>
+        <w:t xml:space="preserve"> </w:t>
+      </w:r>
+      <w:proofErr w:type="spellStart"/>
+      <w:r>
+        <w:t>thực</w:t>
+      </w:r>
+      <w:proofErr w:type="spellEnd"/>
+      <w:r>
+        <w:t xml:space="preserve"> </w:t>
+      </w:r>
+      <w:proofErr w:type="spellStart"/>
+      <w:r>
+        <w:t>hiện</w:t>
+      </w:r>
+      <w:proofErr w:type="spellEnd"/>
+      <w:r>
+        <w:t xml:space="preserve"> </w:t>
+      </w:r>
+      <w:proofErr w:type="spellStart"/>
+      <w:r>
+        <w:t>thông</w:t>
+      </w:r>
+      <w:proofErr w:type="spellEnd"/>
+      <w:r>
+        <w:t xml:space="preserve"> qua </w:t>
+      </w:r>
+      <w:proofErr w:type="spellStart"/>
+      <w:r>
+        <w:t>gRPC</w:t>
+      </w:r>
+      <w:proofErr w:type="spellEnd"/>
+      <w:r>
+        <w:t>.</w:t>
+      </w:r>
+    </w:p>
+    <w:p>
+      <w:pPr>
+        <w:rPr>
+          <w:lang w:val="vi-VN"/>
+        </w:rPr>
+      </w:pPr>
+    </w:p>
+    <w:p>
+      <w:pPr>
+        <w:rPr>
+          <w:lang w:val="vi-VN"/>
+        </w:rPr>
+      </w:pPr>
+      <w:r>
+        <w:t xml:space="preserve">b) So </w:t>
+      </w:r>
+      <w:proofErr w:type="spellStart"/>
+      <w:r>
+        <w:t>sánh</w:t>
+      </w:r>
+      <w:proofErr w:type="spellEnd"/>
+      <w:r>
+        <w:t xml:space="preserve"> </w:t>
+      </w:r>
+      <w:proofErr w:type="spellStart"/>
+      <w:r>
+        <w:t>gRPC</w:t>
+      </w:r>
+      <w:proofErr w:type="spellEnd"/>
+      <w:r>
+        <w:t xml:space="preserve"> </w:t>
+      </w:r>
+      <w:proofErr w:type="spellStart"/>
+      <w:r>
+        <w:t>với</w:t>
+      </w:r>
+      <w:proofErr w:type="spellEnd"/>
+      <w:r>
+        <w:t xml:space="preserve"> REST API</w:t>
+      </w:r>
+    </w:p>
+    <w:tbl>
+      <w:tblPr>
+        <w:tblW w:w="0" w:type="auto"/>
+        <w:tblCellSpacing w:w="15" w:type="dxa"/>
+        <w:tblCellMar>
+          <w:top w:w="15" w:type="dxa"/>
+          <w:left w:w="15" w:type="dxa"/>
+          <w:bottom w:w="15" w:type="dxa"/>
+          <w:right w:w="15" w:type="dxa"/>
+        </w:tblCellMar>
+        <w:tblLook w:val="04A0" w:firstRow="1" w:lastRow="0" w:firstColumn="1" w:lastColumn="0" w:noHBand="0" w:noVBand="1"/>
+      </w:tblPr>
+      <w:tblGrid>
+        <w:gridCol w:w="2430"/>
+        <w:gridCol w:w="2520"/>
+        <w:gridCol w:w="2880"/>
+      </w:tblGrid>
+      <w:tr>
+        <w:trPr>
+          <w:tblHeader/>
+          <w:tblCellSpacing w:w="15" w:type="dxa"/>
+        </w:trPr>
+        <w:tc>
+          <w:tcPr>
+            <w:tcW w:w="2385" w:type="dxa"/>
+            <w:vAlign w:val="center"/>
+            <w:hideMark/>
+          </w:tcPr>
+          <w:p>
+            <w:pPr>
+              <w:rPr>
+                <w:b/>
+                <w:bCs/>
+              </w:rPr>
+            </w:pPr>
+            <w:proofErr w:type="spellStart"/>
+            <w:r>
+              <w:rPr>
+                <w:b/>
+                <w:bCs/>
+              </w:rPr>
+              <w:t>Tiêu</w:t>
+            </w:r>
+            <w:proofErr w:type="spellEnd"/>
+            <w:r>
+              <w:rPr>
+                <w:b/>
+                <w:bCs/>
+              </w:rPr>
+              <w:t xml:space="preserve"> </w:t>
+            </w:r>
+            <w:proofErr w:type="spellStart"/>
+            <w:r>
+              <w:rPr>
+                <w:b/>
+                <w:bCs/>
+              </w:rPr>
+              <w:t>chí</w:t>
+            </w:r>
+            <w:proofErr w:type="spellEnd"/>
+          </w:p>
+        </w:tc>
+        <w:tc>
+          <w:tcPr>
+            <w:tcW w:w="2490" w:type="dxa"/>
+            <w:vAlign w:val="center"/>
+            <w:hideMark/>
+          </w:tcPr>
+          <w:p>
+            <w:pPr>
+              <w:rPr>
+                <w:b/>
+                <w:bCs/>
+              </w:rPr>
+            </w:pPr>
+            <w:proofErr w:type="spellStart"/>
+            <w:r>
+              <w:rPr>
+                <w:b/>
+                <w:bCs/>
+              </w:rPr>
+              <w:t>gRPC</w:t>
+            </w:r>
+            <w:proofErr w:type="spellEnd"/>
+          </w:p>
+        </w:tc>
+        <w:tc>
+          <w:tcPr>
+            <w:tcW w:w="2835" w:type="dxa"/>
+            <w:vAlign w:val="center"/>
+            <w:hideMark/>
+          </w:tcPr>
+          <w:p>
+            <w:pPr>
+              <w:rPr>
+                <w:b/>
+                <w:bCs/>
+              </w:rPr>
+            </w:pPr>
+            <w:r>
+              <w:rPr>
+                <w:b/>
+                <w:bCs/>
+              </w:rPr>
+              <w:t>REST API</w:t>
+            </w:r>
+          </w:p>
+        </w:tc>
+      </w:tr>
+      <w:tr>
+        <w:trPr>
+          <w:tblCellSpacing w:w="15" w:type="dxa"/>
+        </w:trPr>
+        <w:tc>
+          <w:tcPr>
+            <w:tcW w:w="2385" w:type="dxa"/>
+            <w:vAlign w:val="center"/>
+            <w:hideMark/>
+          </w:tcPr>
+          <w:p>
+            <w:r>
+              <w:t xml:space="preserve">Giao </w:t>
+            </w:r>
+            <w:proofErr w:type="spellStart"/>
+            <w:r>
+              <w:t>thức</w:t>
+            </w:r>
+            <w:proofErr w:type="spellEnd"/>
+          </w:p>
+        </w:tc>
+        <w:tc>
+          <w:tcPr>
+            <w:tcW w:w="2490" w:type="dxa"/>
+            <w:vAlign w:val="center"/>
+            <w:hideMark/>
+          </w:tcPr>
+          <w:p>
+            <w:r>
+              <w:t>HTTP/2</w:t>
+            </w:r>
+          </w:p>
+        </w:tc>
+        <w:tc>
+          <w:tcPr>
+            <w:tcW w:w="2835" w:type="dxa"/>
+            <w:vAlign w:val="center"/>
+            <w:hideMark/>
+          </w:tcPr>
+          <w:p>
+            <w:r>
+              <w:t>HTTP/1.1 (</w:t>
+            </w:r>
+            <w:proofErr w:type="spellStart"/>
+            <w:r>
+              <w:t>chủ</w:t>
+            </w:r>
+            <w:proofErr w:type="spellEnd"/>
+            <w:r>
+              <w:t xml:space="preserve"> </w:t>
+            </w:r>
+            <w:proofErr w:type="spellStart"/>
+            <w:r>
+              <w:t>yếu</w:t>
+            </w:r>
+            <w:proofErr w:type="spellEnd"/>
+            <w:r>
+              <w:t>)</w:t>
+            </w:r>
+          </w:p>
+        </w:tc>
+      </w:tr>
+      <w:tr>
+        <w:trPr>
+          <w:tblCellSpacing w:w="15" w:type="dxa"/>
+        </w:trPr>
+        <w:tc>
+          <w:tcPr>
+            <w:tcW w:w="2385" w:type="dxa"/>
+            <w:vAlign w:val="center"/>
+            <w:hideMark/>
+          </w:tcPr>
+          <w:p>
+            <w:r>
+              <w:t xml:space="preserve">Format </w:t>
+            </w:r>
+            <w:proofErr w:type="spellStart"/>
+            <w:r>
+              <w:t>dữ</w:t>
+            </w:r>
+            <w:proofErr w:type="spellEnd"/>
+            <w:r>
+              <w:t xml:space="preserve"> </w:t>
+            </w:r>
+            <w:proofErr w:type="spellStart"/>
+            <w:r>
+              <w:t>liệu</w:t>
+            </w:r>
+            <w:proofErr w:type="spellEnd"/>
+          </w:p>
+        </w:tc>
+        <w:tc>
+          <w:tcPr>
+            <w:tcW w:w="2490" w:type="dxa"/>
+            <w:vAlign w:val="center"/>
+            <w:hideMark/>
+          </w:tcPr>
+          <w:p>
+            <w:r>
+              <w:t>Protocol Buffers (binary)</w:t>
+            </w:r>
+          </w:p>
+        </w:tc>
+        <w:tc>
+          <w:tcPr>
+            <w:tcW w:w="2835" w:type="dxa"/>
+            <w:vAlign w:val="center"/>
+            <w:hideMark/>
+          </w:tcPr>
+          <w:p>
+            <w:r>
+              <w:t>JSON (text)</w:t>
+            </w:r>
+          </w:p>
+        </w:tc>
+      </w:tr>
+      <w:tr>
+        <w:trPr>
+          <w:tblCellSpacing w:w="15" w:type="dxa"/>
+        </w:trPr>
+        <w:tc>
+          <w:tcPr>
+            <w:tcW w:w="2385" w:type="dxa"/>
+            <w:vAlign w:val="center"/>
+            <w:hideMark/>
+          </w:tcPr>
+          <w:p>
+            <w:proofErr w:type="spellStart"/>
+            <w:r>
+              <w:t>Tốc</w:t>
+            </w:r>
+            <w:proofErr w:type="spellEnd"/>
+            <w:r>
+              <w:t xml:space="preserve"> </w:t>
+            </w:r>
+            <w:proofErr w:type="spellStart"/>
+            <w:r>
+              <w:t>độ</w:t>
+            </w:r>
+            <w:proofErr w:type="spellEnd"/>
+          </w:p>
+        </w:tc>
+        <w:tc>
+          <w:tcPr>
+            <w:tcW w:w="2490" w:type="dxa"/>
+            <w:vAlign w:val="center"/>
+            <w:hideMark/>
+          </w:tcPr>
+          <w:p>
+            <w:r>
+              <w:rPr>
+                <w:rFonts w:ascii="Segoe UI Emoji" w:hAnsi="Segoe UI Emoji" w:cs="Segoe UI Emoji"/>
+              </w:rPr>
+              <w:t>🚀</w:t>
+            </w:r>
+            <w:r>
+              <w:t xml:space="preserve"> </w:t>
+            </w:r>
+            <w:proofErr w:type="spellStart"/>
+            <w:r>
+              <w:t>Rất</w:t>
+            </w:r>
+            <w:proofErr w:type="spellEnd"/>
+            <w:r>
+              <w:t xml:space="preserve"> </w:t>
+            </w:r>
+            <w:proofErr w:type="spellStart"/>
+            <w:r>
+              <w:t>nhanh</w:t>
+            </w:r>
+            <w:proofErr w:type="spellEnd"/>
+          </w:p>
+        </w:tc>
+        <w:tc>
+          <w:tcPr>
+            <w:tcW w:w="2835" w:type="dxa"/>
+            <w:vAlign w:val="center"/>
+            <w:hideMark/>
+          </w:tcPr>
+          <w:p>
+            <w:r>
+              <w:rPr>
+                <w:rFonts w:ascii="Segoe UI Emoji" w:hAnsi="Segoe UI Emoji" w:cs="Segoe UI Emoji"/>
+              </w:rPr>
+              <w:t>🐢</w:t>
+            </w:r>
+            <w:r>
+              <w:t xml:space="preserve"> </w:t>
+            </w:r>
+            <w:proofErr w:type="spellStart"/>
+            <w:r>
+              <w:t>Chậm</w:t>
+            </w:r>
+            <w:proofErr w:type="spellEnd"/>
+            <w:r>
+              <w:t xml:space="preserve"> </w:t>
+            </w:r>
+            <w:proofErr w:type="spellStart"/>
+            <w:r>
+              <w:t>hơn</w:t>
+            </w:r>
+            <w:proofErr w:type="spellEnd"/>
+          </w:p>
+        </w:tc>
+      </w:tr>
+      <w:tr>
+        <w:trPr>
+          <w:tblCellSpacing w:w="15" w:type="dxa"/>
+        </w:trPr>
+        <w:tc>
+          <w:tcPr>
+            <w:tcW w:w="2385" w:type="dxa"/>
+            <w:vAlign w:val="center"/>
+            <w:hideMark/>
+          </w:tcPr>
+          <w:p>
+            <w:proofErr w:type="spellStart"/>
+            <w:r>
+              <w:t>Kích</w:t>
+            </w:r>
+            <w:proofErr w:type="spellEnd"/>
+            <w:r>
+              <w:t xml:space="preserve"> </w:t>
+            </w:r>
+            <w:proofErr w:type="spellStart"/>
+            <w:r>
+              <w:t>thước</w:t>
+            </w:r>
+            <w:proofErr w:type="spellEnd"/>
+            <w:r>
+              <w:t xml:space="preserve"> </w:t>
+            </w:r>
+            <w:proofErr w:type="spellStart"/>
+            <w:r>
+              <w:t>dữ</w:t>
+            </w:r>
+            <w:proofErr w:type="spellEnd"/>
+            <w:r>
+              <w:t xml:space="preserve"> </w:t>
+            </w:r>
+            <w:proofErr w:type="spellStart"/>
+            <w:r>
+              <w:t>liệu</w:t>
+            </w:r>
+            <w:proofErr w:type="spellEnd"/>
+          </w:p>
+        </w:tc>
+        <w:tc>
+          <w:tcPr>
+            <w:tcW w:w="2490" w:type="dxa"/>
+            <w:vAlign w:val="center"/>
+            <w:hideMark/>
+          </w:tcPr>
+          <w:p>
+            <w:proofErr w:type="spellStart"/>
+            <w:r>
+              <w:t>Nhỏ</w:t>
+            </w:r>
+            <w:proofErr w:type="spellEnd"/>
+          </w:p>
+        </w:tc>
+        <w:tc>
+          <w:tcPr>
+            <w:tcW w:w="2835" w:type="dxa"/>
+            <w:vAlign w:val="center"/>
+            <w:hideMark/>
+          </w:tcPr>
+          <w:p>
+            <w:proofErr w:type="spellStart"/>
+            <w:r>
+              <w:t>Lớn</w:t>
+            </w:r>
+            <w:proofErr w:type="spellEnd"/>
+            <w:r>
+              <w:t xml:space="preserve"> </w:t>
+            </w:r>
+            <w:proofErr w:type="spellStart"/>
+            <w:r>
+              <w:t>hơn</w:t>
+            </w:r>
+            <w:proofErr w:type="spellEnd"/>
+          </w:p>
+        </w:tc>
+      </w:tr>
+      <w:tr>
+        <w:trPr>
+          <w:tblCellSpacing w:w="15" w:type="dxa"/>
+        </w:trPr>
+        <w:tc>
+          <w:tcPr>
+            <w:tcW w:w="2385" w:type="dxa"/>
+            <w:vAlign w:val="center"/>
+            <w:hideMark/>
+          </w:tcPr>
+          <w:p>
+            <w:r>
+              <w:t>Streaming</w:t>
+            </w:r>
+          </w:p>
+        </w:tc>
+        <w:tc>
+          <w:tcPr>
+            <w:tcW w:w="2490" w:type="dxa"/>
+            <w:vAlign w:val="center"/>
+            <w:hideMark/>
+          </w:tcPr>
+          <w:p>
+            <w:r>
+              <w:rPr>
+                <w:rFonts w:ascii="Segoe UI Emoji" w:hAnsi="Segoe UI Emoji" w:cs="Segoe UI Emoji"/>
+              </w:rPr>
+              <w:t>✔️</w:t>
+            </w:r>
+            <w:r>
+              <w:t xml:space="preserve"> </w:t>
+            </w:r>
+            <w:proofErr w:type="spellStart"/>
+            <w:r>
+              <w:t>Có</w:t>
+            </w:r>
+            <w:proofErr w:type="spellEnd"/>
+            <w:r>
+              <w:t xml:space="preserve"> (2 </w:t>
+            </w:r>
+            <w:proofErr w:type="spellStart"/>
+            <w:r>
+              <w:t>chiều</w:t>
+            </w:r>
+            <w:proofErr w:type="spellEnd"/>
+            <w:r>
+              <w:t>)</w:t>
+            </w:r>
+          </w:p>
+        </w:tc>
+        <w:tc>
+          <w:tcPr>
+            <w:tcW w:w="2835" w:type="dxa"/>
+            <w:vAlign w:val="center"/>
+            <w:hideMark/>
+          </w:tcPr>
+          <w:p>
+            <w:r>
+              <w:rPr>
+                <w:rFonts w:ascii="Segoe UI Emoji" w:hAnsi="Segoe UI Emoji" w:cs="Segoe UI Emoji"/>
+              </w:rPr>
+              <w:t>❌</w:t>
+            </w:r>
+            <w:r>
+              <w:t xml:space="preserve"> </w:t>
+            </w:r>
+            <w:proofErr w:type="spellStart"/>
+            <w:r>
+              <w:t>Khó</w:t>
+            </w:r>
+            <w:proofErr w:type="spellEnd"/>
+            <w:r>
+              <w:t xml:space="preserve"> / </w:t>
+            </w:r>
+            <w:proofErr w:type="spellStart"/>
+            <w:r>
+              <w:t>hạn</w:t>
+            </w:r>
+            <w:proofErr w:type="spellEnd"/>
+            <w:r>
+              <w:t xml:space="preserve"> </w:t>
+            </w:r>
+            <w:proofErr w:type="spellStart"/>
+            <w:r>
+              <w:t>chế</w:t>
+            </w:r>
+            <w:proofErr w:type="spellEnd"/>
+          </w:p>
+        </w:tc>
+      </w:tr>
+      <w:tr>
+        <w:trPr>
+          <w:tblCellSpacing w:w="15" w:type="dxa"/>
+        </w:trPr>
+        <w:tc>
+          <w:tcPr>
+            <w:tcW w:w="2385" w:type="dxa"/>
+            <w:vAlign w:val="center"/>
+            <w:hideMark/>
+          </w:tcPr>
+          <w:p>
+            <w:r>
+              <w:t xml:space="preserve">Định </w:t>
+            </w:r>
+            <w:proofErr w:type="spellStart"/>
+            <w:r>
+              <w:t>nghĩa</w:t>
+            </w:r>
+            <w:proofErr w:type="spellEnd"/>
+            <w:r>
+              <w:t xml:space="preserve"> API</w:t>
+            </w:r>
+          </w:p>
+        </w:tc>
+        <w:tc>
+          <w:tcPr>
+            <w:tcW w:w="2490" w:type="dxa"/>
+            <w:vAlign w:val="center"/>
+            <w:hideMark/>
+          </w:tcPr>
+          <w:p>
+            <w:proofErr w:type="gramStart"/>
+            <w:r>
+              <w:t>.proto</w:t>
+            </w:r>
+            <w:proofErr w:type="gramEnd"/>
+            <w:r>
+              <w:t xml:space="preserve"> (strict)</w:t>
+            </w:r>
+          </w:p>
+        </w:tc>
+        <w:tc>
+          <w:tcPr>
+            <w:tcW w:w="2835" w:type="dxa"/>
+            <w:vAlign w:val="center"/>
+            <w:hideMark/>
+          </w:tcPr>
+          <w:p>
+            <w:proofErr w:type="spellStart"/>
+            <w:r>
+              <w:t>Không</w:t>
+            </w:r>
+            <w:proofErr w:type="spellEnd"/>
+            <w:r>
+              <w:t xml:space="preserve"> </w:t>
+            </w:r>
+            <w:proofErr w:type="spellStart"/>
+            <w:r>
+              <w:t>bắt</w:t>
+            </w:r>
+            <w:proofErr w:type="spellEnd"/>
+            <w:r>
+              <w:t xml:space="preserve"> </w:t>
+            </w:r>
+            <w:proofErr w:type="spellStart"/>
+            <w:r>
+              <w:t>buộc</w:t>
+            </w:r>
+            <w:proofErr w:type="spellEnd"/>
+          </w:p>
+        </w:tc>
+      </w:tr>
+      <w:tr>
+        <w:trPr>
+          <w:tblCellSpacing w:w="15" w:type="dxa"/>
+        </w:trPr>
+        <w:tc>
+          <w:tcPr>
+            <w:tcW w:w="2385" w:type="dxa"/>
+            <w:vAlign w:val="center"/>
+            <w:hideMark/>
+          </w:tcPr>
+          <w:p>
+            <w:proofErr w:type="spellStart"/>
+            <w:r>
+              <w:t>Dễ</w:t>
+            </w:r>
+            <w:proofErr w:type="spellEnd"/>
+            <w:r>
+              <w:t xml:space="preserve"> debug</w:t>
+            </w:r>
+          </w:p>
+        </w:tc>
+        <w:tc>
+          <w:tcPr>
+            <w:tcW w:w="2490" w:type="dxa"/>
+            <w:vAlign w:val="center"/>
+            <w:hideMark/>
+          </w:tcPr>
+          <w:p>
+            <w:r>
+              <w:rPr>
+                <w:rFonts w:ascii="Segoe UI Emoji" w:hAnsi="Segoe UI Emoji" w:cs="Segoe UI Emoji"/>
+              </w:rPr>
+              <w:t>❌</w:t>
+            </w:r>
+            <w:r>
+              <w:t xml:space="preserve"> </w:t>
+            </w:r>
+            <w:proofErr w:type="spellStart"/>
+            <w:r>
+              <w:t>Khó</w:t>
+            </w:r>
+            <w:proofErr w:type="spellEnd"/>
+            <w:r>
+              <w:t xml:space="preserve"> (binary)</w:t>
+            </w:r>
+          </w:p>
+        </w:tc>
+        <w:tc>
+          <w:tcPr>
+            <w:tcW w:w="2835" w:type="dxa"/>
+            <w:vAlign w:val="center"/>
+            <w:hideMark/>
+          </w:tcPr>
+          <w:p>
+            <w:r>
+              <w:rPr>
+                <w:rFonts w:ascii="Segoe UI Emoji" w:hAnsi="Segoe UI Emoji" w:cs="Segoe UI Emoji"/>
+              </w:rPr>
+              <w:t>✔️</w:t>
+            </w:r>
+            <w:r>
+              <w:t xml:space="preserve"> </w:t>
+            </w:r>
+            <w:proofErr w:type="spellStart"/>
+            <w:r>
+              <w:t>Dễ</w:t>
+            </w:r>
+            <w:proofErr w:type="spellEnd"/>
+            <w:r>
+              <w:t xml:space="preserve"> (JSON </w:t>
+            </w:r>
+            <w:proofErr w:type="spellStart"/>
+            <w:r>
+              <w:t>đọc</w:t>
+            </w:r>
+            <w:proofErr w:type="spellEnd"/>
+            <w:r>
+              <w:t xml:space="preserve"> </w:t>
+            </w:r>
+            <w:proofErr w:type="spellStart"/>
+            <w:r>
+              <w:t>được</w:t>
+            </w:r>
+            <w:proofErr w:type="spellEnd"/>
+            <w:r>
+              <w:t>)</w:t>
+            </w:r>
+          </w:p>
+        </w:tc>
+      </w:tr>
+      <w:tr>
+        <w:trPr>
+          <w:tblCellSpacing w:w="15" w:type="dxa"/>
+        </w:trPr>
+        <w:tc>
+          <w:tcPr>
+            <w:tcW w:w="2385" w:type="dxa"/>
+            <w:vAlign w:val="center"/>
+            <w:hideMark/>
+          </w:tcPr>
+          <w:p>
+            <w:proofErr w:type="spellStart"/>
+            <w:r>
+              <w:t>Trình</w:t>
+            </w:r>
+            <w:proofErr w:type="spellEnd"/>
+            <w:r>
+              <w:t xml:space="preserve"> </w:t>
+            </w:r>
+            <w:proofErr w:type="spellStart"/>
+            <w:r>
+              <w:t>duyệt</w:t>
+            </w:r>
+            <w:proofErr w:type="spellEnd"/>
+          </w:p>
+        </w:tc>
+        <w:tc>
+          <w:tcPr>
+            <w:tcW w:w="2490" w:type="dxa"/>
+            <w:vAlign w:val="center"/>
+            <w:hideMark/>
+          </w:tcPr>
+          <w:p>
+            <w:r>
+              <w:rPr>
+                <w:rFonts w:ascii="Segoe UI Emoji" w:hAnsi="Segoe UI Emoji" w:cs="Segoe UI Emoji"/>
+              </w:rPr>
+              <w:t>❌</w:t>
+            </w:r>
+            <w:r>
+              <w:t xml:space="preserve"> </w:t>
+            </w:r>
+            <w:proofErr w:type="spellStart"/>
+            <w:r>
+              <w:t>Không</w:t>
+            </w:r>
+            <w:proofErr w:type="spellEnd"/>
+            <w:r>
+              <w:t xml:space="preserve"> native</w:t>
+            </w:r>
+          </w:p>
+        </w:tc>
+        <w:tc>
+          <w:tcPr>
+            <w:tcW w:w="2835" w:type="dxa"/>
+            <w:vAlign w:val="center"/>
+            <w:hideMark/>
+          </w:tcPr>
+          <w:p>
+            <w:r>
+              <w:rPr>
+                <w:rFonts w:ascii="Segoe UI Emoji" w:hAnsi="Segoe UI Emoji" w:cs="Segoe UI Emoji"/>
+              </w:rPr>
+              <w:t>✔️</w:t>
+            </w:r>
+            <w:r>
+              <w:t xml:space="preserve"> </w:t>
+            </w:r>
+            <w:proofErr w:type="spellStart"/>
+            <w:r>
+              <w:t>Hỗ</w:t>
+            </w:r>
+            <w:proofErr w:type="spellEnd"/>
+            <w:r>
+              <w:t xml:space="preserve"> </w:t>
+            </w:r>
+            <w:proofErr w:type="spellStart"/>
+            <w:r>
+              <w:t>trợ</w:t>
+            </w:r>
+            <w:proofErr w:type="spellEnd"/>
+            <w:r>
+              <w:t xml:space="preserve"> </w:t>
+            </w:r>
+            <w:proofErr w:type="spellStart"/>
+            <w:r>
+              <w:t>tốt</w:t>
+            </w:r>
+            <w:proofErr w:type="spellEnd"/>
+          </w:p>
+        </w:tc>
+      </w:tr>
+      <w:tr>
+        <w:trPr>
+          <w:tblCellSpacing w:w="15" w:type="dxa"/>
+        </w:trPr>
+        <w:tc>
+          <w:tcPr>
+            <w:tcW w:w="2385" w:type="dxa"/>
+            <w:vAlign w:val="center"/>
+            <w:hideMark/>
+          </w:tcPr>
+          <w:p>
+            <w:proofErr w:type="spellStart"/>
+            <w:r>
+              <w:t>Tính</w:t>
+            </w:r>
+            <w:proofErr w:type="spellEnd"/>
+            <w:r>
+              <w:t xml:space="preserve"> </w:t>
+            </w:r>
+            <w:proofErr w:type="spellStart"/>
+            <w:r>
+              <w:t>tương</w:t>
+            </w:r>
+            <w:proofErr w:type="spellEnd"/>
+            <w:r>
+              <w:t xml:space="preserve"> </w:t>
+            </w:r>
+            <w:proofErr w:type="spellStart"/>
+            <w:r>
+              <w:t>thích</w:t>
+            </w:r>
+            <w:proofErr w:type="spellEnd"/>
+          </w:p>
+        </w:tc>
+        <w:tc>
+          <w:tcPr>
+            <w:tcW w:w="2490" w:type="dxa"/>
+            <w:vAlign w:val="center"/>
+            <w:hideMark/>
+          </w:tcPr>
+          <w:p>
+            <w:proofErr w:type="spellStart"/>
+            <w:r>
+              <w:t>Phải</w:t>
+            </w:r>
+            <w:proofErr w:type="spellEnd"/>
+            <w:r>
+              <w:t xml:space="preserve"> generate code</w:t>
+            </w:r>
+          </w:p>
+        </w:tc>
+        <w:tc>
+          <w:tcPr>
+            <w:tcW w:w="2835" w:type="dxa"/>
+            <w:vAlign w:val="center"/>
+            <w:hideMark/>
+          </w:tcPr>
+          <w:p>
+            <w:proofErr w:type="spellStart"/>
+            <w:r>
+              <w:t>Dễ</w:t>
+            </w:r>
+            <w:proofErr w:type="spellEnd"/>
+            <w:r>
+              <w:t xml:space="preserve"> </w:t>
+            </w:r>
+            <w:proofErr w:type="spellStart"/>
+            <w:r>
+              <w:t>dùng</w:t>
+            </w:r>
+            <w:proofErr w:type="spellEnd"/>
+            <w:r>
+              <w:t xml:space="preserve"> </w:t>
+            </w:r>
+            <w:proofErr w:type="spellStart"/>
+            <w:r>
+              <w:t>mọi</w:t>
+            </w:r>
+            <w:proofErr w:type="spellEnd"/>
+            <w:r>
+              <w:t xml:space="preserve"> </w:t>
+            </w:r>
+            <w:proofErr w:type="spellStart"/>
+            <w:r>
+              <w:t>nơi</w:t>
+            </w:r>
+            <w:proofErr w:type="spellEnd"/>
+          </w:p>
+        </w:tc>
+      </w:tr>
+    </w:tbl>
+    <w:p>
+      <w:pPr>
+        <w:rPr>
+          <w:b/>
+          <w:bCs/>
+          <w:lang w:val="vi-VN"/>
+        </w:rPr>
+      </w:pPr>
+      <w:r>
+        <w:rPr>
+          <w:b/>
+          <w:bCs/>
+        </w:rPr>
+        <w:t xml:space="preserve">Khi </w:t>
+      </w:r>
+      <w:proofErr w:type="spellStart"/>
+      <w:r>
+        <w:rPr>
+          <w:b/>
+          <w:bCs/>
+        </w:rPr>
+        <w:t>nào</w:t>
+      </w:r>
+      <w:proofErr w:type="spellEnd"/>
+      <w:r>
+        <w:rPr>
+          <w:b/>
+          <w:bCs/>
+        </w:rPr>
+        <w:t xml:space="preserve"> </w:t>
+      </w:r>
+      <w:proofErr w:type="spellStart"/>
+      <w:r>
+        <w:rPr>
+          <w:b/>
+          <w:bCs/>
+        </w:rPr>
+        <w:t>nên</w:t>
+      </w:r>
+      <w:proofErr w:type="spellEnd"/>
+      <w:r>
+        <w:rPr>
+          <w:b/>
+          <w:bCs/>
+        </w:rPr>
+        <w:t xml:space="preserve"> </w:t>
+      </w:r>
+      <w:proofErr w:type="spellStart"/>
+      <w:r>
+        <w:rPr>
+          <w:b/>
+          <w:bCs/>
+        </w:rPr>
+        <w:t>dùng</w:t>
+      </w:r>
+      <w:proofErr w:type="spellEnd"/>
+      <w:r>
+        <w:rPr>
+          <w:b/>
+          <w:bCs/>
+        </w:rPr>
+        <w:t xml:space="preserve"> </w:t>
+      </w:r>
+      <w:proofErr w:type="spellStart"/>
+      <w:r>
+        <w:rPr>
+          <w:b/>
+          <w:bCs/>
+        </w:rPr>
+        <w:t>gRPC</w:t>
+      </w:r>
+      <w:proofErr w:type="spellEnd"/>
+      <w:r>
+        <w:rPr>
+          <w:b/>
+          <w:bCs/>
+        </w:rPr>
+        <w:t>?</w:t>
+      </w:r>
+    </w:p>
+    <w:p>
+      <w:pPr>
+        <w:pStyle w:val="ListParagraph"/>
+        <w:numPr>
+          <w:ilvl w:val="0"/>
+          <w:numId w:val="2"/>
+        </w:numPr>
+        <w:rPr>
+          <w:lang w:val="vi-VN"/>
+        </w:rPr>
+      </w:pPr>
+      <w:r>
+        <w:rPr>
+          <w:lang w:val="vi-VN"/>
+        </w:rPr>
+        <w:t xml:space="preserve">MicroserviceBackend -&gt; server gọi nhau nhiều , cần tốc độ cao </w:t>
+      </w:r>
+      <w:r>
+        <w:rPr>
+          <w:lang w:val="vi-VN"/>
+        </w:rPr>
+        <w:br/>
+        <w:t>Ví dụ : hệ thống thương mại điện tử , hệ thống realtime</w:t>
+      </w:r>
+    </w:p>
+    <w:p>
+      <w:pPr>
+        <w:pStyle w:val="ListParagraph"/>
+        <w:numPr>
+          <w:ilvl w:val="0"/>
+          <w:numId w:val="2"/>
+        </w:numPr>
+        <w:rPr>
+          <w:lang w:val="vi-VN"/>
+        </w:rPr>
+      </w:pPr>
+      <w:r>
+        <w:rPr>
+          <w:lang w:val="vi-VN"/>
+        </w:rPr>
+        <w:t xml:space="preserve">Cần streaming </w:t>
+      </w:r>
+      <w:r>
+        <w:rPr>
+          <w:lang w:val="vi-VN"/>
+        </w:rPr>
+        <w:br/>
+        <w:t>ví dụ : chat app , game server , live data</w:t>
+      </w:r>
+    </w:p>
+    <w:p>
+      <w:pPr>
+        <w:pStyle w:val="ListParagraph"/>
+        <w:numPr>
+          <w:ilvl w:val="0"/>
+          <w:numId w:val="2"/>
+        </w:numPr>
+        <w:rPr>
+          <w:lang w:val="vi-VN"/>
+        </w:rPr>
+      </w:pPr>
+      <w:r>
+        <w:rPr>
+          <w:lang w:val="vi-VN"/>
+        </w:rPr>
+        <w:t xml:space="preserve">High performance systerm -&gt; yêu cầu latency thấp , throughput cao </w:t>
+      </w:r>
+    </w:p>
+    <w:p>
+      <w:pPr>
+        <w:pStyle w:val="ListParagraph"/>
+        <w:numPr>
+          <w:ilvl w:val="0"/>
+          <w:numId w:val="2"/>
+        </w:numPr>
+        <w:rPr>
+          <w:lang w:val="vi-VN"/>
+        </w:rPr>
+      </w:pPr>
+      <w:r>
+        <w:rPr>
+          <w:lang w:val="vi-VN"/>
+        </w:rPr>
+        <w:t>Hệ thông nội bộ (internal systerm) -&gt; không cần epxpose public API</w:t>
+      </w:r>
+    </w:p>
+    <w:p>
+      <w:pPr>
+        <w:rPr>
+          <w:b/>
+          <w:bCs/>
+          <w:lang w:val="vi-VN"/>
+        </w:rPr>
+      </w:pPr>
+    </w:p>
+    <w:p>
+      <w:pPr>
+        <w:rPr>
+          <w:lang w:val="vi-VN"/>
+        </w:rPr>
+      </w:pPr>
+      <w:r>
+        <w:t xml:space="preserve">c) </w:t>
+      </w:r>
+      <w:proofErr w:type="spellStart"/>
+      <w:r>
+        <w:t>Tối</w:t>
+      </w:r>
+      <w:proofErr w:type="spellEnd"/>
+      <w:r>
+        <w:t xml:space="preserve"> </w:t>
+      </w:r>
+      <w:proofErr w:type="spellStart"/>
+      <w:r>
+        <w:t>ưu</w:t>
+      </w:r>
+      <w:proofErr w:type="spellEnd"/>
+      <w:r>
+        <w:t xml:space="preserve"> </w:t>
+      </w:r>
+      <w:proofErr w:type="spellStart"/>
+      <w:r>
+        <w:t>hóa</w:t>
+      </w:r>
+      <w:proofErr w:type="spellEnd"/>
+      <w:r>
+        <w:t xml:space="preserve"> </w:t>
+      </w:r>
+      <w:proofErr w:type="spellStart"/>
+      <w:r>
+        <w:t>hiệu</w:t>
+      </w:r>
+      <w:proofErr w:type="spellEnd"/>
+      <w:r>
+        <w:t xml:space="preserve"> </w:t>
+      </w:r>
+      <w:proofErr w:type="spellStart"/>
+      <w:r>
+        <w:t>suất</w:t>
+      </w:r>
+      <w:proofErr w:type="spellEnd"/>
+      <w:r>
+        <w:t xml:space="preserve"> RPC</w:t>
+      </w:r>
+    </w:p>
+    <w:p>
+      <w:pPr>
+        <w:rPr>
+          <w:u w:val="single"/>
+          <w:lang w:val="vi-VN"/>
+        </w:rPr>
+      </w:pPr>
+      <w:proofErr w:type="spellStart"/>
+      <w:r>
+        <w:rPr>
+          <w:u w:val="single"/>
+        </w:rPr>
+        <w:t>C</w:t>
+      </w:r>
+      <w:r>
+        <w:rPr>
+          <w:u w:val="single"/>
+        </w:rPr>
+        <w:t>ải</w:t>
+      </w:r>
+      <w:proofErr w:type="spellEnd"/>
+      <w:r>
+        <w:rPr>
+          <w:u w:val="single"/>
+        </w:rPr>
+        <w:t xml:space="preserve"> </w:t>
+      </w:r>
+      <w:proofErr w:type="spellStart"/>
+      <w:r>
+        <w:rPr>
+          <w:u w:val="single"/>
+        </w:rPr>
+        <w:t>tiến</w:t>
+      </w:r>
+      <w:proofErr w:type="spellEnd"/>
+      <w:r>
+        <w:rPr>
+          <w:u w:val="single"/>
+        </w:rPr>
+        <w:t xml:space="preserve"> </w:t>
+      </w:r>
+      <w:proofErr w:type="spellStart"/>
+      <w:r>
+        <w:rPr>
+          <w:u w:val="single"/>
+        </w:rPr>
+        <w:t>bài</w:t>
+      </w:r>
+      <w:proofErr w:type="spellEnd"/>
+      <w:r>
+        <w:rPr>
+          <w:u w:val="single"/>
+        </w:rPr>
+        <w:t xml:space="preserve"> </w:t>
+      </w:r>
+      <w:proofErr w:type="spellStart"/>
+      <w:r>
+        <w:rPr>
+          <w:u w:val="single"/>
+        </w:rPr>
+        <w:t>tập</w:t>
+      </w:r>
+      <w:proofErr w:type="spellEnd"/>
+      <w:r>
+        <w:rPr>
+          <w:u w:val="single"/>
+        </w:rPr>
+        <w:t xml:space="preserve"> </w:t>
+      </w:r>
+      <w:proofErr w:type="spellStart"/>
+      <w:r>
+        <w:rPr>
+          <w:u w:val="single"/>
+        </w:rPr>
+        <w:t>bằng</w:t>
+      </w:r>
+      <w:proofErr w:type="spellEnd"/>
+      <w:r>
+        <w:rPr>
+          <w:u w:val="single"/>
+        </w:rPr>
+        <w:t xml:space="preserve"> </w:t>
+      </w:r>
+      <w:proofErr w:type="spellStart"/>
+      <w:r>
+        <w:rPr>
+          <w:u w:val="single"/>
+        </w:rPr>
+        <w:t>cách</w:t>
+      </w:r>
+      <w:proofErr w:type="spellEnd"/>
+      <w:r>
+        <w:rPr>
+          <w:u w:val="single"/>
+        </w:rPr>
+        <w:t xml:space="preserve"> </w:t>
+      </w:r>
+      <w:proofErr w:type="spellStart"/>
+      <w:r>
+        <w:rPr>
+          <w:u w:val="single"/>
+        </w:rPr>
+        <w:t>sử</w:t>
+      </w:r>
+      <w:proofErr w:type="spellEnd"/>
+      <w:r>
+        <w:rPr>
+          <w:u w:val="single"/>
+        </w:rPr>
+        <w:t xml:space="preserve"> </w:t>
+      </w:r>
+      <w:proofErr w:type="spellStart"/>
+      <w:r>
+        <w:rPr>
+          <w:u w:val="single"/>
+        </w:rPr>
+        <w:t>dụng</w:t>
+      </w:r>
+      <w:proofErr w:type="spellEnd"/>
+      <w:r>
+        <w:rPr>
+          <w:u w:val="single"/>
+        </w:rPr>
+        <w:t xml:space="preserve"> streaming </w:t>
+      </w:r>
+      <w:proofErr w:type="spellStart"/>
+      <w:r>
+        <w:rPr>
+          <w:u w:val="single"/>
+        </w:rPr>
+        <w:t>thay</w:t>
+      </w:r>
+      <w:proofErr w:type="spellEnd"/>
+      <w:r>
+        <w:rPr>
+          <w:u w:val="single"/>
+        </w:rPr>
+        <w:t xml:space="preserve"> </w:t>
+      </w:r>
+      <w:proofErr w:type="spellStart"/>
+      <w:r>
+        <w:rPr>
+          <w:u w:val="single"/>
+        </w:rPr>
+        <w:t>vì</w:t>
+      </w:r>
+      <w:proofErr w:type="spellEnd"/>
+      <w:r>
+        <w:rPr>
+          <w:u w:val="single"/>
+        </w:rPr>
+        <w:t xml:space="preserve"> Unary RPC</w:t>
+      </w:r>
+    </w:p>
+    <w:p>
+      <w:pPr>
         <w:rPr>
           <w:noProof/>
-        </w:rPr>
+          <w:lang w:val="vi-VN"/>
+        </w:rPr>
+      </w:pPr>
+    </w:p>
+    <w:p>
+      <w:pPr>
+        <w:rPr>
+          <w:noProof/>
+          <w:lang w:val="vi-VN"/>
+        </w:rPr>
+      </w:pPr>
+    </w:p>
+    <w:p>
+      <w:pPr>
+        <w:rPr>
+          <w:lang w:val="vi-VN"/>
+        </w:rPr>
+      </w:pPr>
+      <w:r>
+        <w:rPr>
+          <w:noProof/>
+        </w:rPr>
+        <w:lastRenderedPageBreak/>
         <w:drawing>
-          <wp:inline distT="0" distB="0" distL="0" distR="0" wp14:anchorId="02396F93" wp14:editId="6BFDF3F8">
-            <wp:extent cx="5943600" cy="1310640"/>
-            <wp:effectExtent l="0" t="0" r="0" b="3810"/>
-            <wp:docPr id="1004178691" name="Picture 1" descr="A screen shot of a computer code&#10;&#10;Description automatically generated"/>
+          <wp:inline distT="0" distB="0" distL="0" distR="0" wp14:anchorId="65B00231" wp14:editId="7A5F0C12">
+            <wp:extent cx="5943600" cy="1678940"/>
+            <wp:effectExtent l="0" t="0" r="0" b="0"/>
+            <wp:docPr id="1905083462" name="Picture 1" descr="A screenshot of a computer screen&#10;&#10;Description automatically generated"/>
             <wp:cNvGraphicFramePr>
               <a:graphicFrameLocks xmlns:a="http://schemas.openxmlformats.org/drawingml/2006/main" noChangeAspect="1"/>
             </wp:cNvGraphicFramePr>
@@ -40,11 +1542,11 @@
               <a:graphicData uri="http://schemas.openxmlformats.org/drawingml/2006/picture">
                 <pic:pic xmlns:pic="http://schemas.openxmlformats.org/drawingml/2006/picture">
                   <pic:nvPicPr>
-                    <pic:cNvPr id="1004178691" name="Picture 1" descr="A screen shot of a computer code&#10;&#10;Description automatically generated"/>
+                    <pic:cNvPr id="1905083462" name="Picture 1" descr="A screenshot of a computer screen&#10;&#10;Description automatically generated"/>
                     <pic:cNvPicPr/>
                   </pic:nvPicPr>
                   <pic:blipFill>
-                    <a:blip r:embed="rId4"/>
+                    <a:blip r:embed="rId5"/>
                     <a:stretch>
                       <a:fillRect/>
                     </a:stretch>
@@ -52,7 +1554,7 @@
                   <pic:spPr>
                     <a:xfrm>
                       <a:off x="0" y="0"/>
-                      <a:ext cx="5943600" cy="1310640"/>
+                      <a:ext cx="5943600" cy="1678940"/>
                     </a:xfrm>
                     <a:prstGeom prst="rect">
                       <a:avLst/>
@@ -68,10 +1570,810 @@
     <w:p>
       <w:pPr>
         <w:rPr>
-          <w:lang w:val="vi-VN"/>
-        </w:rPr>
-      </w:pPr>
+          <w:u w:val="single"/>
+        </w:rPr>
+      </w:pPr>
+      <w:proofErr w:type="spellStart"/>
+      <w:r>
+        <w:rPr>
+          <w:u w:val="single"/>
+        </w:rPr>
+        <w:t>gRPC</w:t>
+      </w:r>
+      <w:proofErr w:type="spellEnd"/>
+      <w:r>
+        <w:rPr>
+          <w:u w:val="single"/>
+        </w:rPr>
+        <w:t xml:space="preserve"> </w:t>
+      </w:r>
+      <w:proofErr w:type="spellStart"/>
+      <w:r>
+        <w:rPr>
+          <w:u w:val="single"/>
+        </w:rPr>
+        <w:t>có</w:t>
+      </w:r>
+      <w:proofErr w:type="spellEnd"/>
+      <w:r>
+        <w:rPr>
+          <w:u w:val="single"/>
+        </w:rPr>
+        <w:t xml:space="preserve"> </w:t>
+      </w:r>
+      <w:proofErr w:type="spellStart"/>
+      <w:r>
+        <w:rPr>
+          <w:u w:val="single"/>
+        </w:rPr>
+        <w:t>hỗ</w:t>
+      </w:r>
+      <w:proofErr w:type="spellEnd"/>
+      <w:r>
+        <w:rPr>
+          <w:u w:val="single"/>
+        </w:rPr>
+        <w:t xml:space="preserve"> </w:t>
+      </w:r>
+      <w:proofErr w:type="spellStart"/>
+      <w:r>
+        <w:rPr>
+          <w:u w:val="single"/>
+        </w:rPr>
+        <w:t>trợ</w:t>
+      </w:r>
+      <w:proofErr w:type="spellEnd"/>
+      <w:r>
+        <w:rPr>
+          <w:u w:val="single"/>
+        </w:rPr>
+        <w:t xml:space="preserve"> compression (</w:t>
+      </w:r>
+      <w:proofErr w:type="spellStart"/>
+      <w:r>
+        <w:rPr>
+          <w:u w:val="single"/>
+        </w:rPr>
+        <w:t>gzip</w:t>
+      </w:r>
+      <w:proofErr w:type="spellEnd"/>
+      <w:r>
+        <w:rPr>
+          <w:u w:val="single"/>
+        </w:rPr>
+        <w:t xml:space="preserve">, snappy, </w:t>
+      </w:r>
+      <w:proofErr w:type="spellStart"/>
+      <w:r>
+        <w:rPr>
+          <w:u w:val="single"/>
+        </w:rPr>
+        <w:t>zstd</w:t>
+      </w:r>
+      <w:proofErr w:type="spellEnd"/>
+      <w:r>
+        <w:rPr>
+          <w:u w:val="single"/>
+        </w:rPr>
+        <w:t xml:space="preserve">) </w:t>
+      </w:r>
+      <w:proofErr w:type="spellStart"/>
+      <w:r>
+        <w:rPr>
+          <w:u w:val="single"/>
+        </w:rPr>
+        <w:t>để</w:t>
+      </w:r>
+      <w:proofErr w:type="spellEnd"/>
+      <w:r>
+        <w:rPr>
+          <w:u w:val="single"/>
+        </w:rPr>
+        <w:t xml:space="preserve"> </w:t>
+      </w:r>
+      <w:proofErr w:type="spellStart"/>
+      <w:r>
+        <w:rPr>
+          <w:u w:val="single"/>
+        </w:rPr>
+        <w:t>giảm</w:t>
+      </w:r>
+      <w:proofErr w:type="spellEnd"/>
+      <w:r>
+        <w:rPr>
+          <w:u w:val="single"/>
+        </w:rPr>
+        <w:t xml:space="preserve"> </w:t>
+      </w:r>
+      <w:proofErr w:type="spellStart"/>
+      <w:r>
+        <w:rPr>
+          <w:u w:val="single"/>
+        </w:rPr>
+        <w:t>kích</w:t>
+      </w:r>
+      <w:proofErr w:type="spellEnd"/>
+      <w:r>
+        <w:rPr>
+          <w:u w:val="single"/>
+        </w:rPr>
+        <w:t xml:space="preserve"> </w:t>
+      </w:r>
+      <w:proofErr w:type="spellStart"/>
+      <w:r>
+        <w:rPr>
+          <w:u w:val="single"/>
+        </w:rPr>
+        <w:t>thước</w:t>
+      </w:r>
+      <w:proofErr w:type="spellEnd"/>
+      <w:r>
+        <w:rPr>
+          <w:u w:val="single"/>
+        </w:rPr>
+        <w:t xml:space="preserve"> </w:t>
+      </w:r>
+      <w:proofErr w:type="spellStart"/>
+      <w:r>
+        <w:rPr>
+          <w:u w:val="single"/>
+        </w:rPr>
+        <w:t>dữ</w:t>
+      </w:r>
+      <w:proofErr w:type="spellEnd"/>
+      <w:r>
+        <w:rPr>
+          <w:u w:val="single"/>
+        </w:rPr>
+        <w:t xml:space="preserve"> </w:t>
+      </w:r>
+      <w:proofErr w:type="spellStart"/>
+      <w:r>
+        <w:rPr>
+          <w:u w:val="single"/>
+        </w:rPr>
+        <w:t>liệu</w:t>
+      </w:r>
+      <w:proofErr w:type="spellEnd"/>
+      <w:r>
+        <w:rPr>
+          <w:u w:val="single"/>
+        </w:rPr>
+        <w:t xml:space="preserve"> </w:t>
+      </w:r>
+      <w:proofErr w:type="spellStart"/>
+      <w:r>
+        <w:rPr>
+          <w:u w:val="single"/>
+        </w:rPr>
+        <w:t>truyền</w:t>
+      </w:r>
+      <w:proofErr w:type="spellEnd"/>
+      <w:r>
+        <w:rPr>
+          <w:u w:val="single"/>
+        </w:rPr>
+        <w:t xml:space="preserve"> </w:t>
+      </w:r>
+      <w:proofErr w:type="spellStart"/>
+      <w:r>
+        <w:rPr>
+          <w:u w:val="single"/>
+        </w:rPr>
+        <w:t>đi</w:t>
+      </w:r>
+      <w:proofErr w:type="spellEnd"/>
+      <w:r>
+        <w:rPr>
+          <w:u w:val="single"/>
+          <w:lang w:val="vi-VN"/>
+        </w:rPr>
+        <w:t xml:space="preserve">: có 3 cách bật compression: </w:t>
+      </w:r>
     </w:p>
+    <w:p>
+      <w:pPr>
+        <w:pStyle w:val="ListParagraph"/>
+        <w:numPr>
+          <w:ilvl w:val="0"/>
+          <w:numId w:val="3"/>
+        </w:numPr>
+        <w:rPr>
+          <w:u w:val="single"/>
+          <w:lang w:val="vi-VN"/>
+        </w:rPr>
+      </w:pPr>
+      <w:r>
+        <w:rPr>
+          <w:u w:val="single"/>
+          <w:lang w:val="vi-VN"/>
+        </w:rPr>
+        <w:t>Bật ở phía client:</w:t>
+      </w:r>
+      <w:r>
+        <w:rPr>
+          <w:u w:val="single"/>
+          <w:lang w:val="vi-VN"/>
+        </w:rPr>
+        <w:br/>
+        <w:t xml:space="preserve"> </w:t>
+      </w:r>
+      <w:r>
+        <w:rPr>
+          <w:u w:val="single"/>
+        </w:rPr>
+        <w:t xml:space="preserve">channel = </w:t>
+      </w:r>
+      <w:proofErr w:type="spellStart"/>
+      <w:r>
+        <w:rPr>
+          <w:u w:val="single"/>
+        </w:rPr>
+        <w:t>grpc.insecure_channel</w:t>
+      </w:r>
+      <w:proofErr w:type="spellEnd"/>
+      <w:r>
+        <w:rPr>
+          <w:u w:val="single"/>
+        </w:rPr>
+        <w:t>("localhost:50051",</w:t>
+      </w:r>
+      <w:r>
+        <w:rPr>
+          <w:u w:val="single"/>
+        </w:rPr>
+        <w:br/>
+        <w:t>options=[</w:t>
+      </w:r>
+      <w:r>
+        <w:rPr>
+          <w:u w:val="single"/>
+        </w:rPr>
+        <w:br/>
+        <w:t>('</w:t>
+      </w:r>
+      <w:proofErr w:type="spellStart"/>
+      <w:r>
+        <w:rPr>
+          <w:u w:val="single"/>
+        </w:rPr>
+        <w:t>grpc.default_compression_algorithm</w:t>
+      </w:r>
+      <w:proofErr w:type="spellEnd"/>
+      <w:r>
+        <w:rPr>
+          <w:u w:val="single"/>
+        </w:rPr>
+        <w:t xml:space="preserve">', </w:t>
+      </w:r>
+      <w:proofErr w:type="spellStart"/>
+      <w:r>
+        <w:rPr>
+          <w:u w:val="single"/>
+        </w:rPr>
+        <w:t>grpc.Compression.Gzip</w:t>
+      </w:r>
+      <w:proofErr w:type="spellEnd"/>
+      <w:r>
+        <w:rPr>
+          <w:u w:val="single"/>
+        </w:rPr>
+        <w:t>)</w:t>
+      </w:r>
+      <w:r>
+        <w:rPr>
+          <w:u w:val="single"/>
+        </w:rPr>
+        <w:br/>
+        <w:t>])</w:t>
+      </w:r>
+    </w:p>
+    <w:p>
+      <w:pPr>
+        <w:pStyle w:val="ListParagraph"/>
+        <w:numPr>
+          <w:ilvl w:val="0"/>
+          <w:numId w:val="3"/>
+        </w:numPr>
+        <w:rPr>
+          <w:u w:val="single"/>
+          <w:lang w:val="vi-VN"/>
+        </w:rPr>
+      </w:pPr>
+      <w:r>
+        <w:rPr>
+          <w:u w:val="single"/>
+          <w:lang w:val="vi-VN"/>
+        </w:rPr>
+        <w:t>Bật khi gọi RPC:</w:t>
+      </w:r>
+      <w:r>
+        <w:rPr>
+          <w:u w:val="single"/>
+          <w:lang w:val="vi-VN"/>
+        </w:rPr>
+        <w:br/>
+      </w:r>
+      <w:r>
+        <w:rPr>
+          <w:u w:val="single"/>
+        </w:rPr>
+        <w:t xml:space="preserve">response = </w:t>
+      </w:r>
+      <w:proofErr w:type="spellStart"/>
+      <w:r>
+        <w:rPr>
+          <w:u w:val="single"/>
+        </w:rPr>
+        <w:t>stub.getStudent</w:t>
+      </w:r>
+      <w:proofErr w:type="spellEnd"/>
+      <w:r>
+        <w:rPr>
+          <w:u w:val="single"/>
+        </w:rPr>
+        <w:t>(</w:t>
+      </w:r>
+      <w:proofErr w:type="spellStart"/>
+      <w:r>
+        <w:rPr>
+          <w:u w:val="single"/>
+        </w:rPr>
+        <w:t>request,compression</w:t>
+      </w:r>
+      <w:proofErr w:type="spellEnd"/>
+      <w:r>
+        <w:rPr>
+          <w:u w:val="single"/>
+        </w:rPr>
+        <w:t>=</w:t>
+      </w:r>
+      <w:proofErr w:type="spellStart"/>
+      <w:r>
+        <w:rPr>
+          <w:u w:val="single"/>
+        </w:rPr>
+        <w:t>grpc.Compression.Gzip</w:t>
+      </w:r>
+      <w:proofErr w:type="spellEnd"/>
+      <w:r>
+        <w:rPr>
+          <w:u w:val="single"/>
+        </w:rPr>
+        <w:t>)</w:t>
+      </w:r>
+    </w:p>
+    <w:p>
+      <w:pPr>
+        <w:pStyle w:val="ListParagraph"/>
+        <w:numPr>
+          <w:ilvl w:val="0"/>
+          <w:numId w:val="3"/>
+        </w:numPr>
+        <w:rPr>
+          <w:u w:val="single"/>
+          <w:lang w:val="vi-VN"/>
+        </w:rPr>
+      </w:pPr>
+      <w:r>
+        <w:rPr>
+          <w:u w:val="single"/>
+          <w:lang w:val="vi-VN"/>
+        </w:rPr>
+        <w:t>Bật ở server:</w:t>
+      </w:r>
+      <w:r>
+        <w:rPr>
+          <w:u w:val="single"/>
+          <w:lang w:val="vi-VN"/>
+        </w:rPr>
+        <w:br/>
+      </w:r>
+      <w:r>
+        <w:rPr>
+          <w:u w:val="single"/>
+        </w:rPr>
+        <w:t xml:space="preserve">server = </w:t>
+      </w:r>
+      <w:proofErr w:type="spellStart"/>
+      <w:r>
+        <w:rPr>
+          <w:u w:val="single"/>
+        </w:rPr>
+        <w:t>grpc.server</w:t>
+      </w:r>
+      <w:proofErr w:type="spellEnd"/>
+      <w:r>
+        <w:rPr>
+          <w:u w:val="single"/>
+        </w:rPr>
+        <w:t>(</w:t>
+      </w:r>
+      <w:proofErr w:type="spellStart"/>
+      <w:r>
+        <w:rPr>
+          <w:u w:val="single"/>
+        </w:rPr>
+        <w:t>futures.ThreadPoolExecutor</w:t>
+      </w:r>
+      <w:proofErr w:type="spellEnd"/>
+      <w:r>
+        <w:rPr>
+          <w:u w:val="single"/>
+        </w:rPr>
+        <w:t>(</w:t>
+      </w:r>
+      <w:proofErr w:type="spellStart"/>
+      <w:r>
+        <w:rPr>
+          <w:u w:val="single"/>
+        </w:rPr>
+        <w:t>max_workers</w:t>
+      </w:r>
+      <w:proofErr w:type="spellEnd"/>
+      <w:r>
+        <w:rPr>
+          <w:u w:val="single"/>
+        </w:rPr>
+        <w:t>=10),</w:t>
+      </w:r>
+      <w:r>
+        <w:rPr>
+          <w:u w:val="single"/>
+        </w:rPr>
+        <w:br/>
+        <w:t>compression=</w:t>
+      </w:r>
+      <w:proofErr w:type="spellStart"/>
+      <w:r>
+        <w:rPr>
+          <w:u w:val="single"/>
+        </w:rPr>
+        <w:t>grpc.Compression.Gzip</w:t>
+      </w:r>
+      <w:proofErr w:type="spellEnd"/>
+      <w:r>
+        <w:rPr>
+          <w:u w:val="single"/>
+        </w:rPr>
+        <w:t>)</w:t>
+      </w:r>
+    </w:p>
+    <w:p>
+      <w:pPr>
+        <w:rPr>
+          <w:lang w:val="vi-VN"/>
+        </w:rPr>
+      </w:pPr>
+      <w:r>
+        <w:t xml:space="preserve">d) Bảo </w:t>
+      </w:r>
+      <w:proofErr w:type="spellStart"/>
+      <w:r>
+        <w:t>mật</w:t>
+      </w:r>
+      <w:proofErr w:type="spellEnd"/>
+      <w:r>
+        <w:t xml:space="preserve"> </w:t>
+      </w:r>
+      <w:proofErr w:type="spellStart"/>
+      <w:r>
+        <w:t>trong</w:t>
+      </w:r>
+      <w:proofErr w:type="spellEnd"/>
+      <w:r>
+        <w:t xml:space="preserve"> </w:t>
+      </w:r>
+      <w:proofErr w:type="spellStart"/>
+      <w:r>
+        <w:t>gRPC</w:t>
+      </w:r>
+      <w:proofErr w:type="spellEnd"/>
+    </w:p>
+    <w:p>
+      <w:pPr>
+        <w:rPr>
+          <w:lang w:val="vi-VN"/>
+        </w:rPr>
+      </w:pPr>
+      <w:r>
+        <w:t> </w:t>
+      </w:r>
+      <w:proofErr w:type="spellStart"/>
+      <w:r>
+        <w:t>bật</w:t>
+      </w:r>
+      <w:proofErr w:type="spellEnd"/>
+      <w:r>
+        <w:t xml:space="preserve"> TLS </w:t>
+      </w:r>
+      <w:proofErr w:type="spellStart"/>
+      <w:r>
+        <w:t>cho</w:t>
+      </w:r>
+      <w:proofErr w:type="spellEnd"/>
+      <w:r>
+        <w:t xml:space="preserve"> Server </w:t>
+      </w:r>
+      <w:proofErr w:type="spellStart"/>
+      <w:r>
+        <w:t>và</w:t>
+      </w:r>
+      <w:proofErr w:type="spellEnd"/>
+      <w:r>
+        <w:t xml:space="preserve"> </w:t>
+      </w:r>
+      <w:r>
+        <w:t>Client</w:t>
+      </w:r>
+      <w:r>
+        <w:rPr>
+          <w:lang w:val="vi-VN"/>
+        </w:rPr>
+        <w:t>:</w:t>
+      </w:r>
+      <w:r>
+        <w:rPr>
+          <w:lang w:val="vi-VN"/>
+        </w:rPr>
+        <w:t xml:space="preserve"> server verify</w:t>
+      </w:r>
+    </w:p>
+    <w:p>
+      <w:r>
+        <w:rPr>
+          <w:noProof/>
+        </w:rPr>
+        <w:drawing>
+          <wp:inline distT="0" distB="0" distL="0" distR="0" wp14:anchorId="3FF9EB30" wp14:editId="775F8F73">
+            <wp:extent cx="5943600" cy="1353185"/>
+            <wp:effectExtent l="0" t="0" r="0" b="0"/>
+            <wp:docPr id="401324126" name="Picture 1" descr="A screenshot of a computer screen&#10;&#10;Description automatically generated"/>
+            <wp:cNvGraphicFramePr>
+              <a:graphicFrameLocks xmlns:a="http://schemas.openxmlformats.org/drawingml/2006/main" noChangeAspect="1"/>
+            </wp:cNvGraphicFramePr>
+            <a:graphic xmlns:a="http://schemas.openxmlformats.org/drawingml/2006/main">
+              <a:graphicData uri="http://schemas.openxmlformats.org/drawingml/2006/picture">
+                <pic:pic xmlns:pic="http://schemas.openxmlformats.org/drawingml/2006/picture">
+                  <pic:nvPicPr>
+                    <pic:cNvPr id="401324126" name="Picture 1" descr="A screenshot of a computer screen&#10;&#10;Description automatically generated"/>
+                    <pic:cNvPicPr/>
+                  </pic:nvPicPr>
+                  <pic:blipFill>
+                    <a:blip r:embed="rId6"/>
+                    <a:stretch>
+                      <a:fillRect/>
+                    </a:stretch>
+                  </pic:blipFill>
+                  <pic:spPr>
+                    <a:xfrm>
+                      <a:off x="0" y="0"/>
+                      <a:ext cx="5943600" cy="1353185"/>
+                    </a:xfrm>
+                    <a:prstGeom prst="rect">
+                      <a:avLst/>
+                    </a:prstGeom>
+                  </pic:spPr>
+                </pic:pic>
+              </a:graphicData>
+            </a:graphic>
+          </wp:inline>
+        </w:drawing>
+      </w:r>
+    </w:p>
+    <w:p>
+      <w:pPr>
+        <w:rPr>
+          <w:lang w:val="vi-VN"/>
+        </w:rPr>
+      </w:pPr>
+      <w:r>
+        <w:rPr>
+          <w:lang w:val="vi-VN"/>
+        </w:rPr>
+        <w:t>MutualTLS:  another verify</w:t>
+      </w:r>
+    </w:p>
+    <w:p>
+      <w:pPr>
+        <w:rPr>
+          <w:lang w:val="vi-VN"/>
+        </w:rPr>
+      </w:pPr>
+      <w:r>
+        <w:rPr>
+          <w:noProof/>
+        </w:rPr>
+        <w:drawing>
+          <wp:inline distT="0" distB="0" distL="0" distR="0" wp14:anchorId="6B5846E0" wp14:editId="65C8631C">
+            <wp:extent cx="5943600" cy="1416685"/>
+            <wp:effectExtent l="0" t="0" r="0" b="0"/>
+            <wp:docPr id="1879887711" name="Picture 1" descr="A screenshot of a computer screen&#10;&#10;Description automatically generated"/>
+            <wp:cNvGraphicFramePr>
+              <a:graphicFrameLocks xmlns:a="http://schemas.openxmlformats.org/drawingml/2006/main" noChangeAspect="1"/>
+            </wp:cNvGraphicFramePr>
+            <a:graphic xmlns:a="http://schemas.openxmlformats.org/drawingml/2006/main">
+              <a:graphicData uri="http://schemas.openxmlformats.org/drawingml/2006/picture">
+                <pic:pic xmlns:pic="http://schemas.openxmlformats.org/drawingml/2006/picture">
+                  <pic:nvPicPr>
+                    <pic:cNvPr id="1879887711" name="Picture 1" descr="A screenshot of a computer screen&#10;&#10;Description automatically generated"/>
+                    <pic:cNvPicPr/>
+                  </pic:nvPicPr>
+                  <pic:blipFill>
+                    <a:blip r:embed="rId7"/>
+                    <a:stretch>
+                      <a:fillRect/>
+                    </a:stretch>
+                  </pic:blipFill>
+                  <pic:spPr>
+                    <a:xfrm>
+                      <a:off x="0" y="0"/>
+                      <a:ext cx="5943600" cy="1416685"/>
+                    </a:xfrm>
+                    <a:prstGeom prst="rect">
+                      <a:avLst/>
+                    </a:prstGeom>
+                  </pic:spPr>
+                </pic:pic>
+              </a:graphicData>
+            </a:graphic>
+          </wp:inline>
+        </w:drawing>
+      </w:r>
+    </w:p>
+    <w:p>
+      <w:pPr>
+        <w:rPr>
+          <w:lang w:val="vi-VN"/>
+        </w:rPr>
+      </w:pPr>
+      <w:r>
+        <w:lastRenderedPageBreak/>
+        <w:t xml:space="preserve">e) </w:t>
+      </w:r>
+      <w:proofErr w:type="spellStart"/>
+      <w:r>
+        <w:t>Xử</w:t>
+      </w:r>
+      <w:proofErr w:type="spellEnd"/>
+      <w:r>
+        <w:t xml:space="preserve"> </w:t>
+      </w:r>
+      <w:proofErr w:type="spellStart"/>
+      <w:r>
+        <w:t>lý</w:t>
+      </w:r>
+      <w:proofErr w:type="spellEnd"/>
+      <w:r>
+        <w:t xml:space="preserve"> </w:t>
+      </w:r>
+      <w:proofErr w:type="spellStart"/>
+      <w:r>
+        <w:t>lỗi</w:t>
+      </w:r>
+      <w:proofErr w:type="spellEnd"/>
+      <w:r>
+        <w:t xml:space="preserve"> </w:t>
+      </w:r>
+      <w:proofErr w:type="spellStart"/>
+      <w:r>
+        <w:t>trong</w:t>
+      </w:r>
+      <w:proofErr w:type="spellEnd"/>
+      <w:r>
+        <w:t xml:space="preserve"> </w:t>
+      </w:r>
+      <w:proofErr w:type="spellStart"/>
+      <w:r>
+        <w:t>gRPC</w:t>
+      </w:r>
+      <w:proofErr w:type="spellEnd"/>
+    </w:p>
+    <w:p>
+      <w:pPr>
+        <w:rPr>
+          <w:lang w:val="vi-VN"/>
+        </w:rPr>
+      </w:pPr>
+    </w:p>
+    <w:p>
+      <w:r>
+        <w:t xml:space="preserve">f) </w:t>
+      </w:r>
+      <w:proofErr w:type="spellStart"/>
+      <w:r>
+        <w:t>Triển</w:t>
+      </w:r>
+      <w:proofErr w:type="spellEnd"/>
+      <w:r>
+        <w:t xml:space="preserve"> </w:t>
+      </w:r>
+      <w:proofErr w:type="spellStart"/>
+      <w:r>
+        <w:t>khai</w:t>
+      </w:r>
+      <w:proofErr w:type="spellEnd"/>
+      <w:r>
+        <w:t xml:space="preserve"> Server </w:t>
+      </w:r>
+      <w:proofErr w:type="spellStart"/>
+      <w:r>
+        <w:t>gRPC</w:t>
+      </w:r>
+      <w:proofErr w:type="spellEnd"/>
+      <w:r>
+        <w:t xml:space="preserve"> </w:t>
+      </w:r>
+      <w:proofErr w:type="spellStart"/>
+      <w:r>
+        <w:t>trên</w:t>
+      </w:r>
+      <w:proofErr w:type="spellEnd"/>
+      <w:r>
+        <w:t xml:space="preserve"> Kubernetes</w:t>
+      </w:r>
+    </w:p>
+    <w:p>
+      <w:r>
+        <w:t xml:space="preserve">g) </w:t>
+      </w:r>
+      <w:proofErr w:type="spellStart"/>
+      <w:r>
+        <w:t>Thêm</w:t>
+      </w:r>
+      <w:proofErr w:type="spellEnd"/>
+      <w:r>
+        <w:t xml:space="preserve"> </w:t>
+      </w:r>
+      <w:proofErr w:type="spellStart"/>
+      <w:r>
+        <w:t>nhiều</w:t>
+      </w:r>
+      <w:proofErr w:type="spellEnd"/>
+      <w:r>
+        <w:t xml:space="preserve"> </w:t>
+      </w:r>
+      <w:proofErr w:type="spellStart"/>
+      <w:r>
+        <w:t>phương</w:t>
+      </w:r>
+      <w:proofErr w:type="spellEnd"/>
+      <w:r>
+        <w:t xml:space="preserve"> </w:t>
+      </w:r>
+      <w:proofErr w:type="spellStart"/>
+      <w:r>
+        <w:t>thức</w:t>
+      </w:r>
+      <w:proofErr w:type="spellEnd"/>
+      <w:r>
+        <w:t xml:space="preserve"> </w:t>
+      </w:r>
+      <w:proofErr w:type="spellStart"/>
+      <w:r>
+        <w:t>vào</w:t>
+      </w:r>
+      <w:proofErr w:type="spellEnd"/>
+      <w:r>
+        <w:t xml:space="preserve"> </w:t>
+      </w:r>
+      <w:proofErr w:type="spellStart"/>
+      <w:r>
+        <w:t>gRPC</w:t>
+      </w:r>
+      <w:proofErr w:type="spellEnd"/>
+      <w:r>
+        <w:t xml:space="preserve"> Service</w:t>
+      </w:r>
+    </w:p>
+    <w:p>
+      <w:pPr>
+        <w:rPr>
+          <w:lang w:val="vi-VN"/>
+        </w:rPr>
+      </w:pPr>
+    </w:p>
+    <w:p/>
     <w:sectPr>
       <w:pgSz w:w="12240" w:h="15840"/>
       <w:pgMar w:top="1440" w:right="1440" w:bottom="1440" w:left="1440" w:header="720" w:footer="720" w:gutter="0"/>
@@ -80,6 +2382,278 @@
     </w:sectPr>
   </w:body>
 </w:document>
+</file>
+
+<file path=word/numbering.xml><?xml version="1.0" encoding="utf-8"?>
+<w:numbering xmlns:wpc="http://schemas.microsoft.com/office/word/2010/wordprocessingCanvas" xmlns:cx="http://schemas.microsoft.com/office/drawing/2014/chartex" xmlns:cx1="http://schemas.microsoft.com/office/drawing/2015/9/8/chartex" xmlns:cx2="http://schemas.microsoft.com/office/drawing/2015/10/21/chartex" xmlns:cx3="http://schemas.microsoft.com/office/drawing/2016/5/9/chartex" xmlns:cx4="http://schemas.microsoft.com/office/drawing/2016/5/10/chartex" xmlns:cx5="http://schemas.microsoft.com/office/drawing/2016/5/11/chartex" xmlns:cx6="http://schemas.microsoft.com/office/drawing/2016/5/12/chartex" xmlns:cx7="http://schemas.microsoft.com/office/drawing/2016/5/13/chartex" xmlns:cx8="http://schemas.microsoft.com/office/drawing/2016/5/14/chartex" xmlns:mc="http://schemas.openxmlformats.org/markup-compatibility/2006" xmlns:aink="http://schemas.microsoft.com/office/drawing/2016/ink" xmlns:am3d="http://schemas.microsoft.com/office/drawing/2017/model3d" xmlns:o="urn:schemas-microsoft-com:office:office" xmlns:oel="http://schemas.microsoft.com/office/2019/extlst" xmlns:r="http://schemas.openxmlformats.org/officeDocument/2006/relationships" xmlns:m="http://schemas.openxmlformats.org/officeDocument/2006/math" xmlns:v="urn:schemas-microsoft-com:vml" xmlns:wp14="http://schemas.microsoft.com/office/word/2010/wordprocessingDrawing" xmlns:wp="http://schemas.openxmlformats.org/drawingml/2006/wordprocessingDrawing" xmlns:w10="urn:schemas-microsoft-com:office:word" xmlns:w="http://schemas.openxmlformats.org/wordprocessingml/2006/main" xmlns:w14="http://schemas.microsoft.com/office/word/2010/wordml" xmlns:w15="http://schemas.microsoft.com/office/word/2012/wordml" xmlns:w16cex="http://schemas.microsoft.com/office/word/2018/wordml/cex" xmlns:w16cid="http://schemas.microsoft.com/office/word/2016/wordml/cid" xmlns:w16="http://schemas.microsoft.com/office/word/2018/wordml" xmlns:w16du="http://schemas.microsoft.com/office/word/2023/wordml/word16du" xmlns:w16sdtdh="http://schemas.microsoft.com/office/word/2020/wordml/sdtdatahash" xmlns:w16se="http://schemas.microsoft.com/office/word/2015/wordml/symex" xmlns:wpg="http://schemas.microsoft.com/office/word/2010/wordprocessingGroup" xmlns:wpi="http://schemas.microsoft.com/office/word/2010/wordprocessingInk" xmlns:wne="http://schemas.microsoft.com/office/word/2006/wordml" xmlns:wps="http://schemas.microsoft.com/office/word/2010/wordprocessingShape" mc:Ignorable="w14 w15 w16se w16cid w16 w16cex w16sdtdh w16du wp14">
+  <w:abstractNum w:abstractNumId="0" w15:restartNumberingAfterBreak="0">
+    <w:nsid w:val="0FA57131"/>
+    <w:multiLevelType w:val="hybridMultilevel"/>
+    <w:tmpl w:val="8B885B24"/>
+    <w:lvl w:ilvl="0" w:tplc="0409000F">
+      <w:start w:val="1"/>
+      <w:numFmt w:val="decimal"/>
+      <w:lvlText w:val="%1."/>
+      <w:lvlJc w:val="left"/>
+      <w:pPr>
+        <w:ind w:left="1080" w:hanging="360"/>
+      </w:pPr>
+    </w:lvl>
+    <w:lvl w:ilvl="1" w:tplc="04090019" w:tentative="1">
+      <w:start w:val="1"/>
+      <w:numFmt w:val="lowerLetter"/>
+      <w:lvlText w:val="%2."/>
+      <w:lvlJc w:val="left"/>
+      <w:pPr>
+        <w:ind w:left="1800" w:hanging="360"/>
+      </w:pPr>
+    </w:lvl>
+    <w:lvl w:ilvl="2" w:tplc="0409001B" w:tentative="1">
+      <w:start w:val="1"/>
+      <w:numFmt w:val="lowerRoman"/>
+      <w:lvlText w:val="%3."/>
+      <w:lvlJc w:val="right"/>
+      <w:pPr>
+        <w:ind w:left="2520" w:hanging="180"/>
+      </w:pPr>
+    </w:lvl>
+    <w:lvl w:ilvl="3" w:tplc="0409000F" w:tentative="1">
+      <w:start w:val="1"/>
+      <w:numFmt w:val="decimal"/>
+      <w:lvlText w:val="%4."/>
+      <w:lvlJc w:val="left"/>
+      <w:pPr>
+        <w:ind w:left="3240" w:hanging="360"/>
+      </w:pPr>
+    </w:lvl>
+    <w:lvl w:ilvl="4" w:tplc="04090019" w:tentative="1">
+      <w:start w:val="1"/>
+      <w:numFmt w:val="lowerLetter"/>
+      <w:lvlText w:val="%5."/>
+      <w:lvlJc w:val="left"/>
+      <w:pPr>
+        <w:ind w:left="3960" w:hanging="360"/>
+      </w:pPr>
+    </w:lvl>
+    <w:lvl w:ilvl="5" w:tplc="0409001B" w:tentative="1">
+      <w:start w:val="1"/>
+      <w:numFmt w:val="lowerRoman"/>
+      <w:lvlText w:val="%6."/>
+      <w:lvlJc w:val="right"/>
+      <w:pPr>
+        <w:ind w:left="4680" w:hanging="180"/>
+      </w:pPr>
+    </w:lvl>
+    <w:lvl w:ilvl="6" w:tplc="0409000F" w:tentative="1">
+      <w:start w:val="1"/>
+      <w:numFmt w:val="decimal"/>
+      <w:lvlText w:val="%7."/>
+      <w:lvlJc w:val="left"/>
+      <w:pPr>
+        <w:ind w:left="5400" w:hanging="360"/>
+      </w:pPr>
+    </w:lvl>
+    <w:lvl w:ilvl="7" w:tplc="04090019" w:tentative="1">
+      <w:start w:val="1"/>
+      <w:numFmt w:val="lowerLetter"/>
+      <w:lvlText w:val="%8."/>
+      <w:lvlJc w:val="left"/>
+      <w:pPr>
+        <w:ind w:left="6120" w:hanging="360"/>
+      </w:pPr>
+    </w:lvl>
+    <w:lvl w:ilvl="8" w:tplc="0409001B" w:tentative="1">
+      <w:start w:val="1"/>
+      <w:numFmt w:val="lowerRoman"/>
+      <w:lvlText w:val="%9."/>
+      <w:lvlJc w:val="right"/>
+      <w:pPr>
+        <w:ind w:left="6840" w:hanging="180"/>
+      </w:pPr>
+    </w:lvl>
+  </w:abstractNum>
+  <w:abstractNum w:abstractNumId="1" w15:restartNumberingAfterBreak="0">
+    <w:nsid w:val="4C20228C"/>
+    <w:multiLevelType w:val="hybridMultilevel"/>
+    <w:tmpl w:val="2C787044"/>
+    <w:lvl w:ilvl="0" w:tplc="0409000F">
+      <w:start w:val="1"/>
+      <w:numFmt w:val="decimal"/>
+      <w:lvlText w:val="%1."/>
+      <w:lvlJc w:val="left"/>
+      <w:pPr>
+        <w:ind w:left="720" w:hanging="360"/>
+      </w:pPr>
+    </w:lvl>
+    <w:lvl w:ilvl="1" w:tplc="04090019" w:tentative="1">
+      <w:start w:val="1"/>
+      <w:numFmt w:val="lowerLetter"/>
+      <w:lvlText w:val="%2."/>
+      <w:lvlJc w:val="left"/>
+      <w:pPr>
+        <w:ind w:left="1440" w:hanging="360"/>
+      </w:pPr>
+    </w:lvl>
+    <w:lvl w:ilvl="2" w:tplc="0409001B" w:tentative="1">
+      <w:start w:val="1"/>
+      <w:numFmt w:val="lowerRoman"/>
+      <w:lvlText w:val="%3."/>
+      <w:lvlJc w:val="right"/>
+      <w:pPr>
+        <w:ind w:left="2160" w:hanging="180"/>
+      </w:pPr>
+    </w:lvl>
+    <w:lvl w:ilvl="3" w:tplc="0409000F" w:tentative="1">
+      <w:start w:val="1"/>
+      <w:numFmt w:val="decimal"/>
+      <w:lvlText w:val="%4."/>
+      <w:lvlJc w:val="left"/>
+      <w:pPr>
+        <w:ind w:left="2880" w:hanging="360"/>
+      </w:pPr>
+    </w:lvl>
+    <w:lvl w:ilvl="4" w:tplc="04090019" w:tentative="1">
+      <w:start w:val="1"/>
+      <w:numFmt w:val="lowerLetter"/>
+      <w:lvlText w:val="%5."/>
+      <w:lvlJc w:val="left"/>
+      <w:pPr>
+        <w:ind w:left="3600" w:hanging="360"/>
+      </w:pPr>
+    </w:lvl>
+    <w:lvl w:ilvl="5" w:tplc="0409001B" w:tentative="1">
+      <w:start w:val="1"/>
+      <w:numFmt w:val="lowerRoman"/>
+      <w:lvlText w:val="%6."/>
+      <w:lvlJc w:val="right"/>
+      <w:pPr>
+        <w:ind w:left="4320" w:hanging="180"/>
+      </w:pPr>
+    </w:lvl>
+    <w:lvl w:ilvl="6" w:tplc="0409000F" w:tentative="1">
+      <w:start w:val="1"/>
+      <w:numFmt w:val="decimal"/>
+      <w:lvlText w:val="%7."/>
+      <w:lvlJc w:val="left"/>
+      <w:pPr>
+        <w:ind w:left="5040" w:hanging="360"/>
+      </w:pPr>
+    </w:lvl>
+    <w:lvl w:ilvl="7" w:tplc="04090019" w:tentative="1">
+      <w:start w:val="1"/>
+      <w:numFmt w:val="lowerLetter"/>
+      <w:lvlText w:val="%8."/>
+      <w:lvlJc w:val="left"/>
+      <w:pPr>
+        <w:ind w:left="5760" w:hanging="360"/>
+      </w:pPr>
+    </w:lvl>
+    <w:lvl w:ilvl="8" w:tplc="0409001B" w:tentative="1">
+      <w:start w:val="1"/>
+      <w:numFmt w:val="lowerRoman"/>
+      <w:lvlText w:val="%9."/>
+      <w:lvlJc w:val="right"/>
+      <w:pPr>
+        <w:ind w:left="6480" w:hanging="180"/>
+      </w:pPr>
+    </w:lvl>
+  </w:abstractNum>
+  <w:abstractNum w:abstractNumId="2" w15:restartNumberingAfterBreak="0">
+    <w:nsid w:val="4E960B18"/>
+    <w:multiLevelType w:val="hybridMultilevel"/>
+    <w:tmpl w:val="6E4846F6"/>
+    <w:lvl w:ilvl="0" w:tplc="0409000F">
+      <w:start w:val="1"/>
+      <w:numFmt w:val="decimal"/>
+      <w:lvlText w:val="%1."/>
+      <w:lvlJc w:val="left"/>
+      <w:pPr>
+        <w:ind w:left="720" w:hanging="360"/>
+      </w:pPr>
+    </w:lvl>
+    <w:lvl w:ilvl="1" w:tplc="04090019" w:tentative="1">
+      <w:start w:val="1"/>
+      <w:numFmt w:val="lowerLetter"/>
+      <w:lvlText w:val="%2."/>
+      <w:lvlJc w:val="left"/>
+      <w:pPr>
+        <w:ind w:left="1440" w:hanging="360"/>
+      </w:pPr>
+    </w:lvl>
+    <w:lvl w:ilvl="2" w:tplc="0409001B" w:tentative="1">
+      <w:start w:val="1"/>
+      <w:numFmt w:val="lowerRoman"/>
+      <w:lvlText w:val="%3."/>
+      <w:lvlJc w:val="right"/>
+      <w:pPr>
+        <w:ind w:left="2160" w:hanging="180"/>
+      </w:pPr>
+    </w:lvl>
+    <w:lvl w:ilvl="3" w:tplc="0409000F" w:tentative="1">
+      <w:start w:val="1"/>
+      <w:numFmt w:val="decimal"/>
+      <w:lvlText w:val="%4."/>
+      <w:lvlJc w:val="left"/>
+      <w:pPr>
+        <w:ind w:left="2880" w:hanging="360"/>
+      </w:pPr>
+    </w:lvl>
+    <w:lvl w:ilvl="4" w:tplc="04090019" w:tentative="1">
+      <w:start w:val="1"/>
+      <w:numFmt w:val="lowerLetter"/>
+      <w:lvlText w:val="%5."/>
+      <w:lvlJc w:val="left"/>
+      <w:pPr>
+        <w:ind w:left="3600" w:hanging="360"/>
+      </w:pPr>
+    </w:lvl>
+    <w:lvl w:ilvl="5" w:tplc="0409001B" w:tentative="1">
+      <w:start w:val="1"/>
+      <w:numFmt w:val="lowerRoman"/>
+      <w:lvlText w:val="%6."/>
+      <w:lvlJc w:val="right"/>
+      <w:pPr>
+        <w:ind w:left="4320" w:hanging="180"/>
+      </w:pPr>
+    </w:lvl>
+    <w:lvl w:ilvl="6" w:tplc="0409000F" w:tentative="1">
+      <w:start w:val="1"/>
+      <w:numFmt w:val="decimal"/>
+      <w:lvlText w:val="%7."/>
+      <w:lvlJc w:val="left"/>
+      <w:pPr>
+        <w:ind w:left="5040" w:hanging="360"/>
+      </w:pPr>
+    </w:lvl>
+    <w:lvl w:ilvl="7" w:tplc="04090019" w:tentative="1">
+      <w:start w:val="1"/>
+      <w:numFmt w:val="lowerLetter"/>
+      <w:lvlText w:val="%8."/>
+      <w:lvlJc w:val="left"/>
+      <w:pPr>
+        <w:ind w:left="5760" w:hanging="360"/>
+      </w:pPr>
+    </w:lvl>
+    <w:lvl w:ilvl="8" w:tplc="0409001B" w:tentative="1">
+      <w:start w:val="1"/>
+      <w:numFmt w:val="lowerRoman"/>
+      <w:lvlText w:val="%9."/>
+      <w:lvlJc w:val="right"/>
+      <w:pPr>
+        <w:ind w:left="6480" w:hanging="180"/>
+      </w:pPr>
+    </w:lvl>
+  </w:abstractNum>
+  <w:num w:numId="1" w16cid:durableId="578102122">
+    <w:abstractNumId w:val="1"/>
+  </w:num>
+  <w:num w:numId="2" w16cid:durableId="1251086563">
+    <w:abstractNumId w:val="0"/>
+  </w:num>
+  <w:num w:numId="3" w16cid:durableId="1342467688">
+    <w:abstractNumId w:val="2"/>
+  </w:num>
+</w:numbering>
 </file>
 
 <file path=word/styles.xml><?xml version="1.0" encoding="utf-8"?>
@@ -685,7 +3259,6 @@
   <w:style w:type="character" w:default="1" w:styleId="DefaultParagraphFont">
     <w:name w:val="Default Paragraph Font"/>
     <w:uiPriority w:val="1"/>
-    <w:semiHidden/>
     <w:unhideWhenUsed/>
   </w:style>
   <w:style w:type="table" w:default="1" w:styleId="TableNormal">

--- a/BtChuong4/ThucHanh/Bài1.docx
+++ b/BtChuong4/ThucHanh/Bài1.docx
@@ -1361,13 +1361,7 @@
         <w:rPr>
           <w:u w:val="single"/>
         </w:rPr>
-        <w:t>C</w:t>
-      </w:r>
-      <w:r>
-        <w:rPr>
-          <w:u w:val="single"/>
-        </w:rPr>
-        <w:t>ải</w:t>
+        <w:t>Cải</w:t>
       </w:r>
       <w:proofErr w:type="spellEnd"/>
       <w:r>
@@ -2227,8 +2221,406 @@
           <w:lang w:val="vi-VN"/>
         </w:rPr>
       </w:pPr>
+      <w:proofErr w:type="spellStart"/>
       <w:r>
         <w:lastRenderedPageBreak/>
+        <w:t>xác</w:t>
+      </w:r>
+      <w:proofErr w:type="spellEnd"/>
+      <w:r>
+        <w:t xml:space="preserve"> </w:t>
+      </w:r>
+      <w:proofErr w:type="spellStart"/>
+      <w:r>
+        <w:t>thực</w:t>
+      </w:r>
+      <w:proofErr w:type="spellEnd"/>
+      <w:r>
+        <w:t xml:space="preserve"> </w:t>
+      </w:r>
+      <w:proofErr w:type="spellStart"/>
+      <w:r>
+        <w:t>người</w:t>
+      </w:r>
+      <w:proofErr w:type="spellEnd"/>
+      <w:r>
+        <w:t xml:space="preserve"> </w:t>
+      </w:r>
+      <w:proofErr w:type="spellStart"/>
+      <w:r>
+        <w:t>dùng</w:t>
+      </w:r>
+      <w:proofErr w:type="spellEnd"/>
+      <w:r>
+        <w:t xml:space="preserve"> (authentication)</w:t>
+      </w:r>
+      <w:r>
+        <w:rPr>
+          <w:lang w:val="vi-VN"/>
+        </w:rPr>
+        <w:t>:</w:t>
+      </w:r>
+    </w:p>
+    <w:p>
+      <w:pPr>
+        <w:pStyle w:val="ListParagraph"/>
+        <w:numPr>
+          <w:ilvl w:val="0"/>
+          <w:numId w:val="5"/>
+        </w:numPr>
+        <w:rPr>
+          <w:lang w:val="vi-VN"/>
+        </w:rPr>
+      </w:pPr>
+      <w:r>
+        <w:rPr>
+          <w:lang w:val="vi-VN"/>
+        </w:rPr>
+        <w:t xml:space="preserve">Cách 1: </w:t>
+      </w:r>
+      <w:proofErr w:type="spellStart"/>
+      <w:r>
+        <w:t>Cách</w:t>
+      </w:r>
+      <w:proofErr w:type="spellEnd"/>
+      <w:r>
+        <w:t xml:space="preserve"> </w:t>
+      </w:r>
+      <w:proofErr w:type="spellStart"/>
+      <w:r>
+        <w:t>phổ</w:t>
+      </w:r>
+      <w:proofErr w:type="spellEnd"/>
+      <w:r>
+        <w:t xml:space="preserve"> </w:t>
+      </w:r>
+      <w:proofErr w:type="spellStart"/>
+      <w:r>
+        <w:t>biến</w:t>
+      </w:r>
+      <w:proofErr w:type="spellEnd"/>
+      <w:r>
+        <w:t xml:space="preserve"> </w:t>
+      </w:r>
+      <w:proofErr w:type="spellStart"/>
+      <w:r>
+        <w:t>nhất</w:t>
+      </w:r>
+      <w:proofErr w:type="spellEnd"/>
+      <w:r>
+        <w:t>: Username + Password + Token (JWT)</w:t>
+      </w:r>
+    </w:p>
+    <w:p>
+      <w:pPr>
+        <w:pStyle w:val="ListParagraph"/>
+        <w:numPr>
+          <w:ilvl w:val="0"/>
+          <w:numId w:val="5"/>
+        </w:numPr>
+        <w:rPr>
+          <w:lang w:val="vi-VN"/>
+        </w:rPr>
+      </w:pPr>
+      <w:r>
+        <w:rPr>
+          <w:lang w:val="vi-VN"/>
+        </w:rPr>
+        <w:t xml:space="preserve">Cách 2: </w:t>
+      </w:r>
+      <w:proofErr w:type="spellStart"/>
+      <w:r>
+        <w:t>Với</w:t>
+      </w:r>
+      <w:proofErr w:type="spellEnd"/>
+      <w:r>
+        <w:t xml:space="preserve"> </w:t>
+      </w:r>
+      <w:proofErr w:type="spellStart"/>
+      <w:r>
+        <w:t>gRPC</w:t>
+      </w:r>
+      <w:proofErr w:type="spellEnd"/>
+      <w:r>
+        <w:t xml:space="preserve">: </w:t>
+      </w:r>
+      <w:proofErr w:type="spellStart"/>
+      <w:r>
+        <w:t>dùng</w:t>
+      </w:r>
+      <w:proofErr w:type="spellEnd"/>
+      <w:r>
+        <w:t xml:space="preserve"> Metadata</w:t>
+      </w:r>
+    </w:p>
+    <w:p>
+      <w:pPr>
+        <w:pStyle w:val="ListParagraph"/>
+        <w:rPr>
+          <w:lang w:val="vi-VN"/>
+        </w:rPr>
+      </w:pPr>
+      <w:r>
+        <w:rPr>
+          <w:noProof/>
+        </w:rPr>
+        <w:drawing>
+          <wp:inline distT="0" distB="0" distL="0" distR="0" wp14:anchorId="3D04A270" wp14:editId="7E77F3AD">
+            <wp:extent cx="5943600" cy="1788795"/>
+            <wp:effectExtent l="0" t="0" r="0" b="1905"/>
+            <wp:docPr id="2085199535" name="Picture 1" descr="A screenshot of a computer code&#10;&#10;Description automatically generated"/>
+            <wp:cNvGraphicFramePr>
+              <a:graphicFrameLocks xmlns:a="http://schemas.openxmlformats.org/drawingml/2006/main" noChangeAspect="1"/>
+            </wp:cNvGraphicFramePr>
+            <a:graphic xmlns:a="http://schemas.openxmlformats.org/drawingml/2006/main">
+              <a:graphicData uri="http://schemas.openxmlformats.org/drawingml/2006/picture">
+                <pic:pic xmlns:pic="http://schemas.openxmlformats.org/drawingml/2006/picture">
+                  <pic:nvPicPr>
+                    <pic:cNvPr id="2085199535" name="Picture 1" descr="A screenshot of a computer code&#10;&#10;Description automatically generated"/>
+                    <pic:cNvPicPr/>
+                  </pic:nvPicPr>
+                  <pic:blipFill>
+                    <a:blip r:embed="rId8"/>
+                    <a:stretch>
+                      <a:fillRect/>
+                    </a:stretch>
+                  </pic:blipFill>
+                  <pic:spPr>
+                    <a:xfrm>
+                      <a:off x="0" y="0"/>
+                      <a:ext cx="5943600" cy="1788795"/>
+                    </a:xfrm>
+                    <a:prstGeom prst="rect">
+                      <a:avLst/>
+                    </a:prstGeom>
+                  </pic:spPr>
+                </pic:pic>
+              </a:graphicData>
+            </a:graphic>
+          </wp:inline>
+        </w:drawing>
+      </w:r>
+      <w:r>
+        <w:rPr>
+          <w:lang w:val="vi-VN"/>
+        </w:rPr>
+        <w:br/>
+        <w:t>(grpc+ jwt + metadata)</w:t>
+      </w:r>
+    </w:p>
+    <w:p>
+      <w:pPr>
+        <w:pStyle w:val="ListParagraph"/>
+        <w:numPr>
+          <w:ilvl w:val="0"/>
+          <w:numId w:val="5"/>
+        </w:numPr>
+        <w:rPr>
+          <w:lang w:val="vi-VN"/>
+        </w:rPr>
+      </w:pPr>
+      <w:r>
+        <w:rPr>
+          <w:lang w:val="vi-VN"/>
+        </w:rPr>
+        <w:t xml:space="preserve">Cách 3: </w:t>
+      </w:r>
+      <w:proofErr w:type="spellStart"/>
+      <w:r>
+        <w:t>Cách</w:t>
+      </w:r>
+      <w:proofErr w:type="spellEnd"/>
+      <w:r>
+        <w:t xml:space="preserve"> </w:t>
+      </w:r>
+      <w:proofErr w:type="spellStart"/>
+      <w:r>
+        <w:t>nâng</w:t>
+      </w:r>
+      <w:proofErr w:type="spellEnd"/>
+      <w:r>
+        <w:t xml:space="preserve"> </w:t>
+      </w:r>
+      <w:proofErr w:type="spellStart"/>
+      <w:r>
+        <w:t>cao</w:t>
+      </w:r>
+      <w:proofErr w:type="spellEnd"/>
+      <w:r>
+        <w:t xml:space="preserve"> </w:t>
+      </w:r>
+      <w:proofErr w:type="spellStart"/>
+      <w:r>
+        <w:t>hơn</w:t>
+      </w:r>
+      <w:proofErr w:type="spellEnd"/>
+      <w:r>
+        <w:t xml:space="preserve"> (</w:t>
+      </w:r>
+      <w:proofErr w:type="spellStart"/>
+      <w:r>
+        <w:t>thực</w:t>
+      </w:r>
+      <w:proofErr w:type="spellEnd"/>
+      <w:r>
+        <w:t xml:space="preserve"> </w:t>
+      </w:r>
+      <w:proofErr w:type="spellStart"/>
+      <w:r>
+        <w:t>tế</w:t>
+      </w:r>
+      <w:proofErr w:type="spellEnd"/>
+      <w:r>
+        <w:t xml:space="preserve"> </w:t>
+      </w:r>
+      <w:proofErr w:type="spellStart"/>
+      <w:r>
+        <w:t>dùng</w:t>
+      </w:r>
+      <w:proofErr w:type="spellEnd"/>
+      <w:r>
+        <w:t xml:space="preserve"> </w:t>
+      </w:r>
+      <w:proofErr w:type="spellStart"/>
+      <w:r>
+        <w:t>nhiều</w:t>
+      </w:r>
+      <w:proofErr w:type="spellEnd"/>
+      <w:r>
+        <w:t>)</w:t>
+      </w:r>
+      <w:r>
+        <w:rPr>
+          <w:lang w:val="vi-VN"/>
+        </w:rPr>
+        <w:br/>
+      </w:r>
+      <w:r>
+        <w:t xml:space="preserve">a. OAuth2 / Google </w:t>
+      </w:r>
+      <w:proofErr w:type="gramStart"/>
+      <w:r>
+        <w:t>Login</w:t>
+      </w:r>
+      <w:r>
+        <w:rPr>
+          <w:lang w:val="vi-VN"/>
+        </w:rPr>
+        <w:t xml:space="preserve"> :</w:t>
+      </w:r>
+      <w:proofErr w:type="gramEnd"/>
+      <w:r>
+        <w:rPr>
+          <w:lang w:val="vi-VN"/>
+        </w:rPr>
+        <w:t xml:space="preserve"> Dùng google facebook , ko cần lưu password</w:t>
+      </w:r>
+      <w:r>
+        <w:br/>
+      </w:r>
+      <w:r>
+        <w:rPr>
+          <w:noProof/>
+        </w:rPr>
+        <w:drawing>
+          <wp:inline distT="0" distB="0" distL="0" distR="0" wp14:anchorId="6A1DBC57" wp14:editId="02963AF6">
+            <wp:extent cx="5943600" cy="1781810"/>
+            <wp:effectExtent l="0" t="0" r="0" b="8890"/>
+            <wp:docPr id="2074040218" name="Picture 1" descr="A screenshot of a computer code&#10;&#10;Description automatically generated"/>
+            <wp:cNvGraphicFramePr>
+              <a:graphicFrameLocks xmlns:a="http://schemas.openxmlformats.org/drawingml/2006/main" noChangeAspect="1"/>
+            </wp:cNvGraphicFramePr>
+            <a:graphic xmlns:a="http://schemas.openxmlformats.org/drawingml/2006/main">
+              <a:graphicData uri="http://schemas.openxmlformats.org/drawingml/2006/picture">
+                <pic:pic xmlns:pic="http://schemas.openxmlformats.org/drawingml/2006/picture">
+                  <pic:nvPicPr>
+                    <pic:cNvPr id="2074040218" name="Picture 1" descr="A screenshot of a computer code&#10;&#10;Description automatically generated"/>
+                    <pic:cNvPicPr/>
+                  </pic:nvPicPr>
+                  <pic:blipFill>
+                    <a:blip r:embed="rId9"/>
+                    <a:stretch>
+                      <a:fillRect/>
+                    </a:stretch>
+                  </pic:blipFill>
+                  <pic:spPr>
+                    <a:xfrm>
+                      <a:off x="0" y="0"/>
+                      <a:ext cx="5943600" cy="1781810"/>
+                    </a:xfrm>
+                    <a:prstGeom prst="rect">
+                      <a:avLst/>
+                    </a:prstGeom>
+                  </pic:spPr>
+                </pic:pic>
+              </a:graphicData>
+            </a:graphic>
+          </wp:inline>
+        </w:drawing>
+      </w:r>
+      <w:r>
+        <w:rPr>
+          <w:lang w:val="vi-VN"/>
+        </w:rPr>
+        <w:br/>
+      </w:r>
+      <w:r>
+        <w:t>b. TLS + Client C</w:t>
+      </w:r>
+      <w:r>
+        <w:t>ertificate</w:t>
+      </w:r>
+      <w:r>
+        <w:rPr>
+          <w:lang w:val="vi-VN"/>
+        </w:rPr>
+        <w:t>: Dùng mutualTLS , Client có certificate -&gt; server xác thực luôn</w:t>
+      </w:r>
+      <w:r>
+        <w:rPr>
+          <w:lang w:val="vi-VN"/>
+        </w:rPr>
+        <w:br/>
+      </w:r>
+      <w:r>
+        <w:t>c. API Key (</w:t>
+      </w:r>
+      <w:proofErr w:type="spellStart"/>
+      <w:r>
+        <w:t>đơn</w:t>
+      </w:r>
+      <w:proofErr w:type="spellEnd"/>
+      <w:r>
+        <w:t xml:space="preserve"> </w:t>
+      </w:r>
+      <w:proofErr w:type="spellStart"/>
+      <w:r>
+        <w:t>giản</w:t>
+      </w:r>
+      <w:proofErr w:type="spellEnd"/>
+      <w:r>
+        <w:t>)</w:t>
+      </w:r>
+      <w:r>
+        <w:rPr>
+          <w:lang w:val="vi-VN"/>
+        </w:rPr>
+        <w:t xml:space="preserve"> : Client gửi key </w:t>
+      </w:r>
+      <w:r>
+        <w:rPr>
+          <w:lang w:val="vi-VN"/>
+        </w:rPr>
+        <w:br/>
+      </w:r>
+    </w:p>
+    <w:p>
+      <w:pPr>
+        <w:rPr>
+          <w:lang w:val="vi-VN"/>
+        </w:rPr>
+      </w:pPr>
+      <w:r>
         <w:t xml:space="preserve">e) </w:t>
       </w:r>
       <w:proofErr w:type="spellStart"/>
@@ -2265,17 +2657,1130 @@
       </w:r>
       <w:proofErr w:type="spellStart"/>
       <w:r>
-        <w:t>gRPC</w:t>
-      </w:r>
-      <w:proofErr w:type="spellEnd"/>
-    </w:p>
-    <w:p>
-      <w:pPr>
-        <w:rPr>
-          <w:lang w:val="vi-VN"/>
-        </w:rPr>
-      </w:pPr>
-    </w:p>
+        <w:t>Grpc</w:t>
+      </w:r>
+      <w:proofErr w:type="spellEnd"/>
+    </w:p>
+    <w:p>
+      <w:pPr>
+        <w:rPr>
+          <w:lang w:val="vi-VN"/>
+        </w:rPr>
+      </w:pPr>
+      <w:proofErr w:type="spellStart"/>
+      <w:r>
+        <w:t>Nếu</w:t>
+      </w:r>
+      <w:proofErr w:type="spellEnd"/>
+      <w:r>
+        <w:t xml:space="preserve"> Server </w:t>
+      </w:r>
+      <w:proofErr w:type="spellStart"/>
+      <w:r>
+        <w:t>bị</w:t>
+      </w:r>
+      <w:proofErr w:type="spellEnd"/>
+      <w:r>
+        <w:t xml:space="preserve"> </w:t>
+      </w:r>
+      <w:proofErr w:type="spellStart"/>
+      <w:r>
+        <w:t>lỗi</w:t>
+      </w:r>
+      <w:proofErr w:type="spellEnd"/>
+      <w:r>
+        <w:t xml:space="preserve"> </w:t>
+      </w:r>
+      <w:proofErr w:type="spellStart"/>
+      <w:r>
+        <w:t>hoặc</w:t>
+      </w:r>
+      <w:proofErr w:type="spellEnd"/>
+      <w:r>
+        <w:t xml:space="preserve"> </w:t>
+      </w:r>
+      <w:proofErr w:type="spellStart"/>
+      <w:r>
+        <w:t>không</w:t>
+      </w:r>
+      <w:proofErr w:type="spellEnd"/>
+      <w:r>
+        <w:t xml:space="preserve"> </w:t>
+      </w:r>
+      <w:proofErr w:type="spellStart"/>
+      <w:r>
+        <w:t>phản</w:t>
+      </w:r>
+      <w:proofErr w:type="spellEnd"/>
+      <w:r>
+        <w:t xml:space="preserve"> </w:t>
+      </w:r>
+      <w:proofErr w:type="spellStart"/>
+      <w:r>
+        <w:t>hồi</w:t>
+      </w:r>
+      <w:proofErr w:type="spellEnd"/>
+      <w:r>
+        <w:t xml:space="preserve">, Client </w:t>
+      </w:r>
+      <w:proofErr w:type="spellStart"/>
+      <w:r>
+        <w:t>nên</w:t>
+      </w:r>
+      <w:proofErr w:type="spellEnd"/>
+      <w:r>
+        <w:t xml:space="preserve"> </w:t>
+      </w:r>
+      <w:proofErr w:type="spellStart"/>
+      <w:r>
+        <w:t>xử</w:t>
+      </w:r>
+      <w:proofErr w:type="spellEnd"/>
+      <w:r>
+        <w:t xml:space="preserve"> </w:t>
+      </w:r>
+      <w:proofErr w:type="spellStart"/>
+      <w:r>
+        <w:t>lý</w:t>
+      </w:r>
+      <w:proofErr w:type="spellEnd"/>
+      <w:r>
+        <w:t xml:space="preserve"> </w:t>
+      </w:r>
+      <w:proofErr w:type="spellStart"/>
+      <w:r>
+        <w:t>thế</w:t>
+      </w:r>
+      <w:proofErr w:type="spellEnd"/>
+      <w:r>
+        <w:t xml:space="preserve"> </w:t>
+      </w:r>
+      <w:proofErr w:type="spellStart"/>
+      <w:r>
+        <w:t>nào</w:t>
+      </w:r>
+      <w:proofErr w:type="spellEnd"/>
+      <w:r>
+        <w:t>?</w:t>
+      </w:r>
+    </w:p>
+    <w:p>
+      <w:pPr>
+        <w:rPr>
+          <w:lang w:val="vi-VN"/>
+        </w:rPr>
+      </w:pPr>
+      <w:r>
+        <w:t>1. Timeout (</w:t>
+      </w:r>
+      <w:proofErr w:type="spellStart"/>
+      <w:r>
+        <w:t>Giới</w:t>
+      </w:r>
+      <w:proofErr w:type="spellEnd"/>
+      <w:r>
+        <w:t xml:space="preserve"> </w:t>
+      </w:r>
+      <w:proofErr w:type="spellStart"/>
+      <w:r>
+        <w:t>hạn</w:t>
+      </w:r>
+      <w:proofErr w:type="spellEnd"/>
+      <w:r>
+        <w:t xml:space="preserve"> </w:t>
+      </w:r>
+      <w:proofErr w:type="spellStart"/>
+      <w:r>
+        <w:t>thời</w:t>
+      </w:r>
+      <w:proofErr w:type="spellEnd"/>
+      <w:r>
+        <w:t xml:space="preserve"> </w:t>
+      </w:r>
+      <w:proofErr w:type="spellStart"/>
+      <w:r>
+        <w:t>gian</w:t>
+      </w:r>
+      <w:proofErr w:type="spellEnd"/>
+      <w:r>
+        <w:t xml:space="preserve"> </w:t>
+      </w:r>
+      <w:proofErr w:type="spellStart"/>
+      <w:r>
+        <w:t>chờ</w:t>
+      </w:r>
+      <w:proofErr w:type="spellEnd"/>
+      <w:r>
+        <w:t>)</w:t>
+      </w:r>
+    </w:p>
+    <w:p>
+      <w:pPr>
+        <w:rPr>
+          <w:lang w:val="vi-VN"/>
+        </w:rPr>
+      </w:pPr>
+      <w:r>
+        <w:rPr>
+          <w:lang w:val="vi-VN"/>
+        </w:rPr>
+        <w:tab/>
+        <w:t>C</w:t>
+      </w:r>
+      <w:proofErr w:type="spellStart"/>
+      <w:r>
+        <w:t>lient</w:t>
+      </w:r>
+      <w:proofErr w:type="spellEnd"/>
+      <w:r>
+        <w:t xml:space="preserve"> </w:t>
+      </w:r>
+      <w:proofErr w:type="spellStart"/>
+      <w:r>
+        <w:t>chỉ</w:t>
+      </w:r>
+      <w:proofErr w:type="spellEnd"/>
+      <w:r>
+        <w:t xml:space="preserve"> </w:t>
+      </w:r>
+      <w:proofErr w:type="spellStart"/>
+      <w:r>
+        <w:t>chờ</w:t>
+      </w:r>
+      <w:proofErr w:type="spellEnd"/>
+      <w:r>
+        <w:t xml:space="preserve"> server </w:t>
+      </w:r>
+      <w:proofErr w:type="spellStart"/>
+      <w:r>
+        <w:t>trong</w:t>
+      </w:r>
+      <w:proofErr w:type="spellEnd"/>
+      <w:r>
+        <w:t xml:space="preserve"> </w:t>
+      </w:r>
+      <w:proofErr w:type="spellStart"/>
+      <w:r>
+        <w:t>một</w:t>
+      </w:r>
+      <w:proofErr w:type="spellEnd"/>
+      <w:r>
+        <w:t xml:space="preserve"> </w:t>
+      </w:r>
+      <w:proofErr w:type="spellStart"/>
+      <w:r>
+        <w:t>khoảng</w:t>
+      </w:r>
+      <w:proofErr w:type="spellEnd"/>
+      <w:r>
+        <w:t xml:space="preserve"> </w:t>
+      </w:r>
+      <w:proofErr w:type="spellStart"/>
+      <w:r>
+        <w:t>thời</w:t>
+      </w:r>
+      <w:proofErr w:type="spellEnd"/>
+      <w:r>
+        <w:t xml:space="preserve"> </w:t>
+      </w:r>
+      <w:proofErr w:type="spellStart"/>
+      <w:r>
+        <w:t>gian</w:t>
+      </w:r>
+      <w:proofErr w:type="spellEnd"/>
+      <w:r>
+        <w:t xml:space="preserve"> </w:t>
+      </w:r>
+      <w:proofErr w:type="spellStart"/>
+      <w:r>
+        <w:t>nhất</w:t>
+      </w:r>
+      <w:proofErr w:type="spellEnd"/>
+      <w:r>
+        <w:t xml:space="preserve"> </w:t>
+      </w:r>
+      <w:proofErr w:type="spellStart"/>
+      <w:r>
+        <w:t>định</w:t>
+      </w:r>
+      <w:proofErr w:type="spellEnd"/>
+      <w:r>
+        <w:t>.</w:t>
+      </w:r>
+    </w:p>
+    <w:p>
+      <w:pPr>
+        <w:rPr>
+          <w:lang w:val="vi-VN"/>
+        </w:rPr>
+      </w:pPr>
+      <w:r>
+        <w:rPr>
+          <w:lang w:val="vi-VN"/>
+        </w:rPr>
+        <w:tab/>
+      </w:r>
+      <w:proofErr w:type="spellStart"/>
+      <w:r>
+        <w:t>Nếu</w:t>
+      </w:r>
+      <w:proofErr w:type="spellEnd"/>
+      <w:r>
+        <w:t xml:space="preserve"> </w:t>
+      </w:r>
+      <w:proofErr w:type="spellStart"/>
+      <w:r>
+        <w:t>quá</w:t>
+      </w:r>
+      <w:proofErr w:type="spellEnd"/>
+      <w:r>
+        <w:t xml:space="preserve"> </w:t>
+      </w:r>
+      <w:proofErr w:type="spellStart"/>
+      <w:r>
+        <w:t>thời</w:t>
+      </w:r>
+      <w:proofErr w:type="spellEnd"/>
+      <w:r>
+        <w:t xml:space="preserve"> </w:t>
+      </w:r>
+      <w:proofErr w:type="spellStart"/>
+      <w:r>
+        <w:t>gian</w:t>
+      </w:r>
+      <w:proofErr w:type="spellEnd"/>
+      <w:r>
+        <w:t xml:space="preserve"> → </w:t>
+      </w:r>
+      <w:proofErr w:type="spellStart"/>
+      <w:r>
+        <w:t>coi</w:t>
+      </w:r>
+      <w:proofErr w:type="spellEnd"/>
+      <w:r>
+        <w:t xml:space="preserve"> </w:t>
+      </w:r>
+      <w:proofErr w:type="spellStart"/>
+      <w:r>
+        <w:t>như</w:t>
+      </w:r>
+      <w:proofErr w:type="spellEnd"/>
+      <w:r>
+        <w:t xml:space="preserve"> request </w:t>
+      </w:r>
+      <w:proofErr w:type="spellStart"/>
+      <w:r>
+        <w:t>thất</w:t>
+      </w:r>
+      <w:proofErr w:type="spellEnd"/>
+      <w:r>
+        <w:t xml:space="preserve"> </w:t>
+      </w:r>
+      <w:proofErr w:type="spellStart"/>
+      <w:r>
+        <w:t>bại</w:t>
+      </w:r>
+      <w:proofErr w:type="spellEnd"/>
+      <w:r>
+        <w:rPr>
+          <w:lang w:val="vi-VN"/>
+        </w:rPr>
+        <w:t xml:space="preserve">. </w:t>
+      </w:r>
+      <w:proofErr w:type="spellStart"/>
+      <w:r>
+        <w:t>Tránh</w:t>
+      </w:r>
+      <w:proofErr w:type="spellEnd"/>
+      <w:r>
+        <w:t xml:space="preserve"> </w:t>
+      </w:r>
+      <w:proofErr w:type="spellStart"/>
+      <w:r>
+        <w:t>bị</w:t>
+      </w:r>
+      <w:proofErr w:type="spellEnd"/>
+      <w:r>
+        <w:t xml:space="preserve"> </w:t>
+      </w:r>
+      <w:proofErr w:type="spellStart"/>
+      <w:r>
+        <w:t>treo</w:t>
+      </w:r>
+      <w:proofErr w:type="spellEnd"/>
+      <w:r>
+        <w:t xml:space="preserve"> </w:t>
+      </w:r>
+      <w:proofErr w:type="spellStart"/>
+      <w:r>
+        <w:t>chương</w:t>
+      </w:r>
+      <w:proofErr w:type="spellEnd"/>
+      <w:r>
+        <w:t xml:space="preserve"> </w:t>
+      </w:r>
+      <w:proofErr w:type="spellStart"/>
+      <w:r>
+        <w:t>trình</w:t>
+      </w:r>
+      <w:proofErr w:type="spellEnd"/>
+    </w:p>
+    <w:p>
+      <w:pPr>
+        <w:rPr>
+          <w:lang w:val="vi-VN"/>
+        </w:rPr>
+      </w:pPr>
+      <w:r>
+        <w:t>2. Retry (</w:t>
+      </w:r>
+      <w:proofErr w:type="spellStart"/>
+      <w:r>
+        <w:t>Thử</w:t>
+      </w:r>
+      <w:proofErr w:type="spellEnd"/>
+      <w:r>
+        <w:t xml:space="preserve"> </w:t>
+      </w:r>
+      <w:proofErr w:type="spellStart"/>
+      <w:r>
+        <w:t>lại</w:t>
+      </w:r>
+      <w:proofErr w:type="spellEnd"/>
+      <w:r>
+        <w:t>)</w:t>
+      </w:r>
+    </w:p>
+    <w:p>
+      <w:pPr>
+        <w:rPr>
+          <w:lang w:val="vi-VN"/>
+        </w:rPr>
+      </w:pPr>
+      <w:r>
+        <w:rPr>
+          <w:lang w:val="vi-VN"/>
+        </w:rPr>
+        <w:tab/>
+      </w:r>
+      <w:r>
+        <w:t xml:space="preserve">Khi request fail → Client </w:t>
+      </w:r>
+      <w:proofErr w:type="spellStart"/>
+      <w:r>
+        <w:t>gửi</w:t>
+      </w:r>
+      <w:proofErr w:type="spellEnd"/>
+      <w:r>
+        <w:t xml:space="preserve"> </w:t>
+      </w:r>
+      <w:proofErr w:type="spellStart"/>
+      <w:r>
+        <w:t>lại</w:t>
+      </w:r>
+      <w:proofErr w:type="spellEnd"/>
+      <w:r>
+        <w:rPr>
+          <w:lang w:val="vi-VN"/>
+        </w:rPr>
+        <w:t xml:space="preserve"> </w:t>
+      </w:r>
+    </w:p>
+    <w:p>
+      <w:pPr>
+        <w:rPr>
+          <w:lang w:val="vi-VN"/>
+        </w:rPr>
+      </w:pPr>
+      <w:r>
+        <w:rPr>
+          <w:lang w:val="vi-VN"/>
+        </w:rPr>
+        <w:tab/>
+      </w:r>
+      <w:r>
+        <w:rPr>
+          <w:lang w:val="vi-VN"/>
+        </w:rPr>
+        <w:tab/>
+      </w:r>
+      <w:r>
+        <w:t xml:space="preserve">Retry </w:t>
+      </w:r>
+      <w:proofErr w:type="spellStart"/>
+      <w:r>
+        <w:t>ngay</w:t>
+      </w:r>
+      <w:proofErr w:type="spellEnd"/>
+      <w:r>
+        <w:rPr>
+          <w:lang w:val="vi-VN"/>
+        </w:rPr>
+        <w:t xml:space="preserve"> hoặc </w:t>
+      </w:r>
+      <w:r>
+        <w:t xml:space="preserve">Retry </w:t>
+      </w:r>
+      <w:proofErr w:type="spellStart"/>
+      <w:r>
+        <w:t>có</w:t>
+      </w:r>
+      <w:proofErr w:type="spellEnd"/>
+      <w:r>
+        <w:t xml:space="preserve"> delay (</w:t>
+      </w:r>
+      <w:proofErr w:type="spellStart"/>
+      <w:r>
+        <w:t>thường</w:t>
+      </w:r>
+      <w:proofErr w:type="spellEnd"/>
+      <w:r>
+        <w:t xml:space="preserve"> </w:t>
+      </w:r>
+      <w:proofErr w:type="spellStart"/>
+      <w:r>
+        <w:t>dùng</w:t>
+      </w:r>
+      <w:proofErr w:type="spellEnd"/>
+      <w:r>
+        <w:t xml:space="preserve"> </w:t>
+      </w:r>
+      <w:proofErr w:type="spellStart"/>
+      <w:r>
+        <w:t>hơn</w:t>
+      </w:r>
+      <w:proofErr w:type="spellEnd"/>
+      <w:r>
+        <w:t>)</w:t>
+      </w:r>
+    </w:p>
+    <w:p>
+      <w:pPr>
+        <w:rPr>
+          <w:lang w:val="vi-VN"/>
+        </w:rPr>
+      </w:pPr>
+      <w:r>
+        <w:t xml:space="preserve">3. Exponential Backoff (Retry </w:t>
+      </w:r>
+      <w:proofErr w:type="spellStart"/>
+      <w:r>
+        <w:t>thông</w:t>
+      </w:r>
+      <w:proofErr w:type="spellEnd"/>
+      <w:r>
+        <w:t xml:space="preserve"> </w:t>
+      </w:r>
+      <w:proofErr w:type="spellStart"/>
+      <w:r>
+        <w:t>minh</w:t>
+      </w:r>
+      <w:proofErr w:type="spellEnd"/>
+      <w:r>
+        <w:t>)</w:t>
+      </w:r>
+    </w:p>
+    <w:p>
+      <w:r>
+        <w:rPr>
+          <w:lang w:val="vi-VN"/>
+        </w:rPr>
+        <w:tab/>
+      </w:r>
+      <w:proofErr w:type="spellStart"/>
+      <w:r>
+        <w:t>Mỗi</w:t>
+      </w:r>
+      <w:proofErr w:type="spellEnd"/>
+      <w:r>
+        <w:t xml:space="preserve"> </w:t>
+      </w:r>
+      <w:proofErr w:type="spellStart"/>
+      <w:r>
+        <w:t>lần</w:t>
+      </w:r>
+      <w:proofErr w:type="spellEnd"/>
+      <w:r>
+        <w:t xml:space="preserve"> retry → </w:t>
+      </w:r>
+      <w:proofErr w:type="spellStart"/>
+      <w:r>
+        <w:t>đợi</w:t>
+      </w:r>
+      <w:proofErr w:type="spellEnd"/>
+      <w:r>
+        <w:t xml:space="preserve"> </w:t>
+      </w:r>
+      <w:proofErr w:type="spellStart"/>
+      <w:r>
+        <w:t>lâu</w:t>
+      </w:r>
+      <w:proofErr w:type="spellEnd"/>
+      <w:r>
+        <w:t xml:space="preserve"> </w:t>
+      </w:r>
+      <w:proofErr w:type="spellStart"/>
+      <w:r>
+        <w:t>hơn</w:t>
+      </w:r>
+      <w:proofErr w:type="spellEnd"/>
+    </w:p>
+    <w:p>
+      <w:pPr>
+        <w:numPr>
+          <w:ilvl w:val="0"/>
+          <w:numId w:val="7"/>
+        </w:numPr>
+      </w:pPr>
+      <w:proofErr w:type="spellStart"/>
+      <w:r>
+        <w:lastRenderedPageBreak/>
+        <w:t>Lần</w:t>
+      </w:r>
+      <w:proofErr w:type="spellEnd"/>
+      <w:r>
+        <w:t xml:space="preserve"> 1: 1s </w:t>
+      </w:r>
+    </w:p>
+    <w:p>
+      <w:pPr>
+        <w:numPr>
+          <w:ilvl w:val="0"/>
+          <w:numId w:val="7"/>
+        </w:numPr>
+      </w:pPr>
+      <w:proofErr w:type="spellStart"/>
+      <w:r>
+        <w:t>Lần</w:t>
+      </w:r>
+      <w:proofErr w:type="spellEnd"/>
+      <w:r>
+        <w:t xml:space="preserve"> 2: 2s </w:t>
+      </w:r>
+    </w:p>
+    <w:p>
+      <w:pPr>
+        <w:numPr>
+          <w:ilvl w:val="0"/>
+          <w:numId w:val="7"/>
+        </w:numPr>
+      </w:pPr>
+      <w:proofErr w:type="spellStart"/>
+      <w:r>
+        <w:t>Lần</w:t>
+      </w:r>
+      <w:proofErr w:type="spellEnd"/>
+      <w:r>
+        <w:t xml:space="preserve"> 3: 4s </w:t>
+      </w:r>
+    </w:p>
+    <w:p>
+      <w:r>
+        <w:t xml:space="preserve">→ </w:t>
+      </w:r>
+      <w:proofErr w:type="spellStart"/>
+      <w:r>
+        <w:t>Tránh</w:t>
+      </w:r>
+      <w:proofErr w:type="spellEnd"/>
+      <w:r>
+        <w:t xml:space="preserve"> spam server </w:t>
+      </w:r>
+      <w:proofErr w:type="spellStart"/>
+      <w:r>
+        <w:t>khi</w:t>
+      </w:r>
+      <w:proofErr w:type="spellEnd"/>
+      <w:r>
+        <w:t xml:space="preserve"> </w:t>
+      </w:r>
+      <w:proofErr w:type="spellStart"/>
+      <w:r>
+        <w:t>nó</w:t>
+      </w:r>
+      <w:proofErr w:type="spellEnd"/>
+      <w:r>
+        <w:t xml:space="preserve"> </w:t>
+      </w:r>
+      <w:proofErr w:type="spellStart"/>
+      <w:r>
+        <w:t>đang</w:t>
+      </w:r>
+      <w:proofErr w:type="spellEnd"/>
+      <w:r>
+        <w:t xml:space="preserve"> </w:t>
+      </w:r>
+      <w:proofErr w:type="spellStart"/>
+      <w:r>
+        <w:t>chết</w:t>
+      </w:r>
+      <w:proofErr w:type="spellEnd"/>
+    </w:p>
+    <w:p>
+      <w:pPr>
+        <w:rPr>
+          <w:lang w:val="vi-VN"/>
+        </w:rPr>
+      </w:pPr>
+    </w:p>
+    <w:p>
+      <w:pPr>
+        <w:rPr>
+          <w:lang w:val="vi-VN"/>
+        </w:rPr>
+      </w:pPr>
+      <w:r>
+        <w:t>4. Circuit Breaker (</w:t>
+      </w:r>
+      <w:proofErr w:type="spellStart"/>
+      <w:r>
+        <w:t>Ngắt</w:t>
+      </w:r>
+      <w:proofErr w:type="spellEnd"/>
+      <w:r>
+        <w:t xml:space="preserve"> </w:t>
+      </w:r>
+      <w:proofErr w:type="spellStart"/>
+      <w:r>
+        <w:t>mạch</w:t>
+      </w:r>
+      <w:proofErr w:type="spellEnd"/>
+      <w:r>
+        <w:t>)</w:t>
+      </w:r>
+    </w:p>
+    <w:p>
+      <w:pPr>
+        <w:rPr>
+          <w:lang w:val="vi-VN"/>
+        </w:rPr>
+      </w:pPr>
+      <w:r>
+        <w:rPr>
+          <w:lang w:val="vi-VN"/>
+        </w:rPr>
+        <w:tab/>
+      </w:r>
+      <w:proofErr w:type="spellStart"/>
+      <w:r>
+        <w:t>Nếu</w:t>
+      </w:r>
+      <w:proofErr w:type="spellEnd"/>
+      <w:r>
+        <w:t xml:space="preserve"> server fail </w:t>
+      </w:r>
+      <w:proofErr w:type="spellStart"/>
+      <w:r>
+        <w:t>liên</w:t>
+      </w:r>
+      <w:proofErr w:type="spellEnd"/>
+      <w:r>
+        <w:t xml:space="preserve"> </w:t>
+      </w:r>
+      <w:proofErr w:type="spellStart"/>
+      <w:r>
+        <w:t>tục</w:t>
+      </w:r>
+      <w:proofErr w:type="spellEnd"/>
+      <w:r>
+        <w:t xml:space="preserve"> → </w:t>
+      </w:r>
+      <w:proofErr w:type="spellStart"/>
+      <w:r>
+        <w:t>tạm</w:t>
+      </w:r>
+      <w:proofErr w:type="spellEnd"/>
+      <w:r>
+        <w:t xml:space="preserve"> </w:t>
+      </w:r>
+      <w:proofErr w:type="spellStart"/>
+      <w:r>
+        <w:rPr>
+          <w:b/>
+          <w:bCs/>
+        </w:rPr>
+        <w:t>ngưng</w:t>
+      </w:r>
+      <w:proofErr w:type="spellEnd"/>
+      <w:r>
+        <w:rPr>
+          <w:b/>
+          <w:bCs/>
+        </w:rPr>
+        <w:t xml:space="preserve"> </w:t>
+      </w:r>
+      <w:proofErr w:type="spellStart"/>
+      <w:r>
+        <w:rPr>
+          <w:b/>
+          <w:bCs/>
+        </w:rPr>
+        <w:t>gọi</w:t>
+      </w:r>
+      <w:proofErr w:type="spellEnd"/>
+      <w:r>
+        <w:rPr>
+          <w:b/>
+          <w:bCs/>
+        </w:rPr>
+        <w:t xml:space="preserve"> server</w:t>
+      </w:r>
+      <w:r>
+        <w:rPr>
+          <w:b/>
+          <w:bCs/>
+          <w:lang w:val="vi-VN"/>
+        </w:rPr>
+        <w:t xml:space="preserve"> </w:t>
+      </w:r>
+      <w:r>
+        <w:rPr>
+          <w:lang w:val="vi-VN"/>
+        </w:rPr>
+        <w:t>tránh làm hệ thống nặng thêm</w:t>
+      </w:r>
+    </w:p>
+    <w:p>
+      <w:pPr>
+        <w:rPr>
+          <w:lang w:val="vi-VN"/>
+        </w:rPr>
+      </w:pPr>
+      <w:r>
+        <w:rPr>
+          <w:lang w:val="vi-VN"/>
+        </w:rPr>
+        <w:tab/>
+      </w:r>
+      <w:r>
+        <w:rPr>
+          <w:lang w:val="vi-VN"/>
+        </w:rPr>
+        <w:tab/>
+        <w:t xml:space="preserve">Sau một thời gian thì thử lại </w:t>
+      </w:r>
+    </w:p>
+    <w:p>
+      <w:pPr>
+        <w:rPr>
+          <w:lang w:val="vi-VN"/>
+        </w:rPr>
+      </w:pPr>
+      <w:r>
+        <w:rPr>
+          <w:lang w:val="vi-VN"/>
+        </w:rPr>
+        <w:tab/>
+        <w:t>Có 3 trạng thái : CLOSED(bình thường) , OPEN(ngắt luôn , không gọi) , HALF-OPEN(test lại)</w:t>
+      </w:r>
+    </w:p>
+    <w:p>
+      <w:pPr>
+        <w:rPr>
+          <w:lang w:val="vi-VN"/>
+        </w:rPr>
+      </w:pPr>
+      <w:r>
+        <w:t xml:space="preserve">5. Fallback (Phương </w:t>
+      </w:r>
+      <w:proofErr w:type="spellStart"/>
+      <w:r>
+        <w:t>án</w:t>
+      </w:r>
+      <w:proofErr w:type="spellEnd"/>
+      <w:r>
+        <w:t xml:space="preserve"> </w:t>
+      </w:r>
+      <w:proofErr w:type="spellStart"/>
+      <w:r>
+        <w:t>dự</w:t>
+      </w:r>
+      <w:proofErr w:type="spellEnd"/>
+      <w:r>
+        <w:t xml:space="preserve"> </w:t>
+      </w:r>
+      <w:proofErr w:type="spellStart"/>
+      <w:r>
+        <w:t>phòng</w:t>
+      </w:r>
+      <w:proofErr w:type="spellEnd"/>
+      <w:r>
+        <w:t>)</w:t>
+      </w:r>
+    </w:p>
+    <w:p>
+      <w:pPr>
+        <w:rPr>
+          <w:lang w:val="vi-VN"/>
+        </w:rPr>
+      </w:pPr>
+      <w:r>
+        <w:rPr>
+          <w:lang w:val="vi-VN"/>
+        </w:rPr>
+        <w:tab/>
+      </w:r>
+      <w:proofErr w:type="spellStart"/>
+      <w:r>
+        <w:t>Nếu</w:t>
+      </w:r>
+      <w:proofErr w:type="spellEnd"/>
+      <w:r>
+        <w:t xml:space="preserve"> server </w:t>
+      </w:r>
+      <w:proofErr w:type="spellStart"/>
+      <w:r>
+        <w:t>chết</w:t>
+      </w:r>
+      <w:proofErr w:type="spellEnd"/>
+      <w:r>
+        <w:t xml:space="preserve"> → </w:t>
+      </w:r>
+      <w:proofErr w:type="spellStart"/>
+      <w:r>
+        <w:t>dùng</w:t>
+      </w:r>
+      <w:proofErr w:type="spellEnd"/>
+      <w:r>
+        <w:t xml:space="preserve"> </w:t>
+      </w:r>
+      <w:proofErr w:type="spellStart"/>
+      <w:r>
+        <w:t>dữ</w:t>
+      </w:r>
+      <w:proofErr w:type="spellEnd"/>
+      <w:r>
+        <w:t xml:space="preserve"> </w:t>
+      </w:r>
+      <w:proofErr w:type="spellStart"/>
+      <w:r>
+        <w:t>liệu</w:t>
+      </w:r>
+      <w:proofErr w:type="spellEnd"/>
+      <w:r>
+        <w:t xml:space="preserve"> </w:t>
+      </w:r>
+      <w:proofErr w:type="spellStart"/>
+      <w:r>
+        <w:t>khác</w:t>
+      </w:r>
+      <w:proofErr w:type="spellEnd"/>
+      <w:r>
+        <w:rPr>
+          <w:lang w:val="vi-VN"/>
+        </w:rPr>
+        <w:t xml:space="preserve"> </w:t>
+      </w:r>
+    </w:p>
+    <w:p>
+      <w:pPr>
+        <w:rPr>
+          <w:lang w:val="vi-VN"/>
+        </w:rPr>
+      </w:pPr>
+      <w:r>
+        <w:rPr>
+          <w:lang w:val="vi-VN"/>
+        </w:rPr>
+        <w:tab/>
+        <w:t>Ví dụ như : cache  local , giá trị mặc định , server khác(backup)</w:t>
+      </w:r>
+    </w:p>
+    <w:p>
+      <w:pPr>
+        <w:rPr>
+          <w:lang w:val="vi-VN"/>
+        </w:rPr>
+      </w:pPr>
+      <w:r>
+        <w:t>6. Logging &amp; Monitoring</w:t>
+      </w:r>
+    </w:p>
+    <w:p>
+      <w:pPr>
+        <w:rPr>
+          <w:lang w:val="vi-VN"/>
+        </w:rPr>
+      </w:pPr>
+      <w:r>
+        <w:rPr>
+          <w:lang w:val="vi-VN"/>
+        </w:rPr>
+        <w:tab/>
+      </w:r>
+      <w:proofErr w:type="spellStart"/>
+      <w:r>
+        <w:t>Ghi</w:t>
+      </w:r>
+      <w:proofErr w:type="spellEnd"/>
+      <w:r>
+        <w:t xml:space="preserve"> log </w:t>
+      </w:r>
+      <w:proofErr w:type="spellStart"/>
+      <w:r>
+        <w:t>lỗi</w:t>
+      </w:r>
+      <w:proofErr w:type="spellEnd"/>
+      <w:r>
+        <w:t xml:space="preserve"> </w:t>
+      </w:r>
+      <w:proofErr w:type="spellStart"/>
+      <w:r>
+        <w:t>để</w:t>
+      </w:r>
+      <w:proofErr w:type="spellEnd"/>
+      <w:r>
+        <w:t xml:space="preserve"> debug</w:t>
+      </w:r>
+    </w:p>
+    <w:p>
+      <w:pPr>
+        <w:rPr>
+          <w:lang w:val="vi-VN"/>
+        </w:rPr>
+      </w:pPr>
+      <w:r>
+        <w:t>7. Graceful Error Handling</w:t>
+      </w:r>
+    </w:p>
+    <w:p>
+      <w:pPr>
+        <w:rPr>
+          <w:lang w:val="vi-VN"/>
+        </w:rPr>
+      </w:pPr>
+      <w:r>
+        <w:rPr>
+          <w:lang w:val="vi-VN"/>
+        </w:rPr>
+        <w:tab/>
+      </w:r>
+      <w:proofErr w:type="spellStart"/>
+      <w:r>
+        <w:t>Không</w:t>
+      </w:r>
+      <w:proofErr w:type="spellEnd"/>
+      <w:r>
+        <w:t xml:space="preserve"> </w:t>
+      </w:r>
+      <w:proofErr w:type="spellStart"/>
+      <w:r>
+        <w:t>để</w:t>
+      </w:r>
+      <w:proofErr w:type="spellEnd"/>
+      <w:r>
+        <w:t xml:space="preserve"> app crash</w:t>
+      </w:r>
+    </w:p>
+    <w:p>
+      <w:pPr>
+        <w:rPr>
+          <w:lang w:val="vi-VN"/>
+        </w:rPr>
+      </w:pPr>
+    </w:p>
+    <w:p>
+      <w:pPr>
+        <w:rPr>
+          <w:lang w:val="vi-VN"/>
+        </w:rPr>
+      </w:pPr>
+      <w:r>
+        <w:t> </w:t>
+      </w:r>
+      <w:proofErr w:type="spellStart"/>
+      <w:r>
+        <w:t>S</w:t>
+      </w:r>
+      <w:r>
+        <w:t>ử</w:t>
+      </w:r>
+      <w:proofErr w:type="spellEnd"/>
+      <w:r>
+        <w:t xml:space="preserve"> </w:t>
+      </w:r>
+      <w:proofErr w:type="spellStart"/>
+      <w:r>
+        <w:t>dụng</w:t>
+      </w:r>
+      <w:proofErr w:type="spellEnd"/>
+      <w:r>
+        <w:t xml:space="preserve"> deadline (timeout) </w:t>
+      </w:r>
+      <w:proofErr w:type="spellStart"/>
+      <w:r>
+        <w:t>để</w:t>
+      </w:r>
+      <w:proofErr w:type="spellEnd"/>
+      <w:r>
+        <w:t xml:space="preserve"> </w:t>
+      </w:r>
+      <w:proofErr w:type="spellStart"/>
+      <w:r>
+        <w:t>đảm</w:t>
+      </w:r>
+      <w:proofErr w:type="spellEnd"/>
+      <w:r>
+        <w:t xml:space="preserve"> </w:t>
+      </w:r>
+      <w:proofErr w:type="spellStart"/>
+      <w:r>
+        <w:t>bảo</w:t>
+      </w:r>
+      <w:proofErr w:type="spellEnd"/>
+      <w:r>
+        <w:t xml:space="preserve"> Client </w:t>
+      </w:r>
+      <w:proofErr w:type="spellStart"/>
+      <w:r>
+        <w:t>không</w:t>
+      </w:r>
+      <w:proofErr w:type="spellEnd"/>
+      <w:r>
+        <w:t xml:space="preserve"> </w:t>
+      </w:r>
+      <w:proofErr w:type="spellStart"/>
+      <w:r>
+        <w:t>chờ</w:t>
+      </w:r>
+      <w:proofErr w:type="spellEnd"/>
+      <w:r>
+        <w:t xml:space="preserve"> </w:t>
+      </w:r>
+      <w:proofErr w:type="spellStart"/>
+      <w:r>
+        <w:t>vô</w:t>
+      </w:r>
+      <w:proofErr w:type="spellEnd"/>
+      <w:r>
+        <w:t xml:space="preserve"> </w:t>
+      </w:r>
+      <w:proofErr w:type="spellStart"/>
+      <w:r>
+        <w:t>hạn</w:t>
+      </w:r>
+      <w:proofErr w:type="spellEnd"/>
+      <w:r>
+        <w:t xml:space="preserve"> </w:t>
+      </w:r>
+      <w:proofErr w:type="spellStart"/>
+      <w:r>
+        <w:t>khi</w:t>
+      </w:r>
+      <w:proofErr w:type="spellEnd"/>
+      <w:r>
+        <w:t xml:space="preserve"> </w:t>
+      </w:r>
+      <w:proofErr w:type="spellStart"/>
+      <w:r>
+        <w:t>gọi</w:t>
+      </w:r>
+      <w:proofErr w:type="spellEnd"/>
+      <w:r>
+        <w:t xml:space="preserve"> RPC</w:t>
+      </w:r>
+    </w:p>
+    <w:p/>
     <w:p>
       <w:r>
         <w:t xml:space="preserve">f) </w:t>
@@ -2473,6 +3978,241 @@
     </w:lvl>
   </w:abstractNum>
   <w:abstractNum w:abstractNumId="1" w15:restartNumberingAfterBreak="0">
+    <w:nsid w:val="237565FB"/>
+    <w:multiLevelType w:val="hybridMultilevel"/>
+    <w:tmpl w:val="59CE92C0"/>
+    <w:lvl w:ilvl="0" w:tplc="0409000F">
+      <w:start w:val="1"/>
+      <w:numFmt w:val="decimal"/>
+      <w:lvlText w:val="%1."/>
+      <w:lvlJc w:val="left"/>
+      <w:pPr>
+        <w:ind w:left="720" w:hanging="360"/>
+      </w:pPr>
+    </w:lvl>
+    <w:lvl w:ilvl="1" w:tplc="04090019">
+      <w:start w:val="1"/>
+      <w:numFmt w:val="lowerLetter"/>
+      <w:lvlText w:val="%2."/>
+      <w:lvlJc w:val="left"/>
+      <w:pPr>
+        <w:ind w:left="1440" w:hanging="360"/>
+      </w:pPr>
+    </w:lvl>
+    <w:lvl w:ilvl="2" w:tplc="0409001B" w:tentative="1">
+      <w:start w:val="1"/>
+      <w:numFmt w:val="lowerRoman"/>
+      <w:lvlText w:val="%3."/>
+      <w:lvlJc w:val="right"/>
+      <w:pPr>
+        <w:ind w:left="2160" w:hanging="180"/>
+      </w:pPr>
+    </w:lvl>
+    <w:lvl w:ilvl="3" w:tplc="0409000F" w:tentative="1">
+      <w:start w:val="1"/>
+      <w:numFmt w:val="decimal"/>
+      <w:lvlText w:val="%4."/>
+      <w:lvlJc w:val="left"/>
+      <w:pPr>
+        <w:ind w:left="2880" w:hanging="360"/>
+      </w:pPr>
+    </w:lvl>
+    <w:lvl w:ilvl="4" w:tplc="04090019" w:tentative="1">
+      <w:start w:val="1"/>
+      <w:numFmt w:val="lowerLetter"/>
+      <w:lvlText w:val="%5."/>
+      <w:lvlJc w:val="left"/>
+      <w:pPr>
+        <w:ind w:left="3600" w:hanging="360"/>
+      </w:pPr>
+    </w:lvl>
+    <w:lvl w:ilvl="5" w:tplc="0409001B" w:tentative="1">
+      <w:start w:val="1"/>
+      <w:numFmt w:val="lowerRoman"/>
+      <w:lvlText w:val="%6."/>
+      <w:lvlJc w:val="right"/>
+      <w:pPr>
+        <w:ind w:left="4320" w:hanging="180"/>
+      </w:pPr>
+    </w:lvl>
+    <w:lvl w:ilvl="6" w:tplc="0409000F" w:tentative="1">
+      <w:start w:val="1"/>
+      <w:numFmt w:val="decimal"/>
+      <w:lvlText w:val="%7."/>
+      <w:lvlJc w:val="left"/>
+      <w:pPr>
+        <w:ind w:left="5040" w:hanging="360"/>
+      </w:pPr>
+    </w:lvl>
+    <w:lvl w:ilvl="7" w:tplc="04090019" w:tentative="1">
+      <w:start w:val="1"/>
+      <w:numFmt w:val="lowerLetter"/>
+      <w:lvlText w:val="%8."/>
+      <w:lvlJc w:val="left"/>
+      <w:pPr>
+        <w:ind w:left="5760" w:hanging="360"/>
+      </w:pPr>
+    </w:lvl>
+    <w:lvl w:ilvl="8" w:tplc="0409001B" w:tentative="1">
+      <w:start w:val="1"/>
+      <w:numFmt w:val="lowerRoman"/>
+      <w:lvlText w:val="%9."/>
+      <w:lvlJc w:val="right"/>
+      <w:pPr>
+        <w:ind w:left="6480" w:hanging="180"/>
+      </w:pPr>
+    </w:lvl>
+  </w:abstractNum>
+  <w:abstractNum w:abstractNumId="2" w15:restartNumberingAfterBreak="0">
+    <w:nsid w:val="451E6600"/>
+    <w:multiLevelType w:val="multilevel"/>
+    <w:tmpl w:val="ACB65488"/>
+    <w:lvl w:ilvl="0">
+      <w:start w:val="1"/>
+      <w:numFmt w:val="bullet"/>
+      <w:lvlText w:val=""/>
+      <w:lvlJc w:val="left"/>
+      <w:pPr>
+        <w:tabs>
+          <w:tab w:val="num" w:pos="720"/>
+        </w:tabs>
+        <w:ind w:left="720" w:hanging="360"/>
+      </w:pPr>
+      <w:rPr>
+        <w:rFonts w:ascii="Symbol" w:hAnsi="Symbol" w:hint="default"/>
+        <w:sz w:val="20"/>
+      </w:rPr>
+    </w:lvl>
+    <w:lvl w:ilvl="1" w:tentative="1">
+      <w:start w:val="1"/>
+      <w:numFmt w:val="bullet"/>
+      <w:lvlText w:val="o"/>
+      <w:lvlJc w:val="left"/>
+      <w:pPr>
+        <w:tabs>
+          <w:tab w:val="num" w:pos="1440"/>
+        </w:tabs>
+        <w:ind w:left="1440" w:hanging="360"/>
+      </w:pPr>
+      <w:rPr>
+        <w:rFonts w:ascii="Courier New" w:hAnsi="Courier New" w:hint="default"/>
+        <w:sz w:val="20"/>
+      </w:rPr>
+    </w:lvl>
+    <w:lvl w:ilvl="2" w:tentative="1">
+      <w:start w:val="1"/>
+      <w:numFmt w:val="bullet"/>
+      <w:lvlText w:val=""/>
+      <w:lvlJc w:val="left"/>
+      <w:pPr>
+        <w:tabs>
+          <w:tab w:val="num" w:pos="2160"/>
+        </w:tabs>
+        <w:ind w:left="2160" w:hanging="360"/>
+      </w:pPr>
+      <w:rPr>
+        <w:rFonts w:ascii="Wingdings" w:hAnsi="Wingdings" w:hint="default"/>
+        <w:sz w:val="20"/>
+      </w:rPr>
+    </w:lvl>
+    <w:lvl w:ilvl="3" w:tentative="1">
+      <w:start w:val="1"/>
+      <w:numFmt w:val="bullet"/>
+      <w:lvlText w:val=""/>
+      <w:lvlJc w:val="left"/>
+      <w:pPr>
+        <w:tabs>
+          <w:tab w:val="num" w:pos="2880"/>
+        </w:tabs>
+        <w:ind w:left="2880" w:hanging="360"/>
+      </w:pPr>
+      <w:rPr>
+        <w:rFonts w:ascii="Wingdings" w:hAnsi="Wingdings" w:hint="default"/>
+        <w:sz w:val="20"/>
+      </w:rPr>
+    </w:lvl>
+    <w:lvl w:ilvl="4" w:tentative="1">
+      <w:start w:val="1"/>
+      <w:numFmt w:val="bullet"/>
+      <w:lvlText w:val=""/>
+      <w:lvlJc w:val="left"/>
+      <w:pPr>
+        <w:tabs>
+          <w:tab w:val="num" w:pos="3600"/>
+        </w:tabs>
+        <w:ind w:left="3600" w:hanging="360"/>
+      </w:pPr>
+      <w:rPr>
+        <w:rFonts w:ascii="Wingdings" w:hAnsi="Wingdings" w:hint="default"/>
+        <w:sz w:val="20"/>
+      </w:rPr>
+    </w:lvl>
+    <w:lvl w:ilvl="5" w:tentative="1">
+      <w:start w:val="1"/>
+      <w:numFmt w:val="bullet"/>
+      <w:lvlText w:val=""/>
+      <w:lvlJc w:val="left"/>
+      <w:pPr>
+        <w:tabs>
+          <w:tab w:val="num" w:pos="4320"/>
+        </w:tabs>
+        <w:ind w:left="4320" w:hanging="360"/>
+      </w:pPr>
+      <w:rPr>
+        <w:rFonts w:ascii="Wingdings" w:hAnsi="Wingdings" w:hint="default"/>
+        <w:sz w:val="20"/>
+      </w:rPr>
+    </w:lvl>
+    <w:lvl w:ilvl="6" w:tentative="1">
+      <w:start w:val="1"/>
+      <w:numFmt w:val="bullet"/>
+      <w:lvlText w:val=""/>
+      <w:lvlJc w:val="left"/>
+      <w:pPr>
+        <w:tabs>
+          <w:tab w:val="num" w:pos="5040"/>
+        </w:tabs>
+        <w:ind w:left="5040" w:hanging="360"/>
+      </w:pPr>
+      <w:rPr>
+        <w:rFonts w:ascii="Wingdings" w:hAnsi="Wingdings" w:hint="default"/>
+        <w:sz w:val="20"/>
+      </w:rPr>
+    </w:lvl>
+    <w:lvl w:ilvl="7" w:tentative="1">
+      <w:start w:val="1"/>
+      <w:numFmt w:val="bullet"/>
+      <w:lvlText w:val=""/>
+      <w:lvlJc w:val="left"/>
+      <w:pPr>
+        <w:tabs>
+          <w:tab w:val="num" w:pos="5760"/>
+        </w:tabs>
+        <w:ind w:left="5760" w:hanging="360"/>
+      </w:pPr>
+      <w:rPr>
+        <w:rFonts w:ascii="Wingdings" w:hAnsi="Wingdings" w:hint="default"/>
+        <w:sz w:val="20"/>
+      </w:rPr>
+    </w:lvl>
+    <w:lvl w:ilvl="8" w:tentative="1">
+      <w:start w:val="1"/>
+      <w:numFmt w:val="bullet"/>
+      <w:lvlText w:val=""/>
+      <w:lvlJc w:val="left"/>
+      <w:pPr>
+        <w:tabs>
+          <w:tab w:val="num" w:pos="6480"/>
+        </w:tabs>
+        <w:ind w:left="6480" w:hanging="360"/>
+      </w:pPr>
+      <w:rPr>
+        <w:rFonts w:ascii="Wingdings" w:hAnsi="Wingdings" w:hint="default"/>
+        <w:sz w:val="20"/>
+      </w:rPr>
+    </w:lvl>
+  </w:abstractNum>
+  <w:abstractNum w:abstractNumId="3" w15:restartNumberingAfterBreak="0">
     <w:nsid w:val="4C20228C"/>
     <w:multiLevelType w:val="hybridMultilevel"/>
     <w:tmpl w:val="2C787044"/>
@@ -2558,7 +4298,7 @@
       </w:pPr>
     </w:lvl>
   </w:abstractNum>
-  <w:abstractNum w:abstractNumId="2" w15:restartNumberingAfterBreak="0">
+  <w:abstractNum w:abstractNumId="4" w15:restartNumberingAfterBreak="0">
     <w:nsid w:val="4E960B18"/>
     <w:multiLevelType w:val="hybridMultilevel"/>
     <w:tmpl w:val="6E4846F6"/>
@@ -2644,13 +4384,287 @@
       </w:pPr>
     </w:lvl>
   </w:abstractNum>
+  <w:abstractNum w:abstractNumId="5" w15:restartNumberingAfterBreak="0">
+    <w:nsid w:val="5B355485"/>
+    <w:multiLevelType w:val="multilevel"/>
+    <w:tmpl w:val="604A4B44"/>
+    <w:lvl w:ilvl="0">
+      <w:start w:val="1"/>
+      <w:numFmt w:val="bullet"/>
+      <w:lvlText w:val=""/>
+      <w:lvlJc w:val="left"/>
+      <w:pPr>
+        <w:tabs>
+          <w:tab w:val="num" w:pos="720"/>
+        </w:tabs>
+        <w:ind w:left="720" w:hanging="360"/>
+      </w:pPr>
+      <w:rPr>
+        <w:rFonts w:ascii="Symbol" w:hAnsi="Symbol" w:hint="default"/>
+        <w:sz w:val="20"/>
+      </w:rPr>
+    </w:lvl>
+    <w:lvl w:ilvl="1" w:tentative="1">
+      <w:start w:val="1"/>
+      <w:numFmt w:val="bullet"/>
+      <w:lvlText w:val="o"/>
+      <w:lvlJc w:val="left"/>
+      <w:pPr>
+        <w:tabs>
+          <w:tab w:val="num" w:pos="1440"/>
+        </w:tabs>
+        <w:ind w:left="1440" w:hanging="360"/>
+      </w:pPr>
+      <w:rPr>
+        <w:rFonts w:ascii="Courier New" w:hAnsi="Courier New" w:hint="default"/>
+        <w:sz w:val="20"/>
+      </w:rPr>
+    </w:lvl>
+    <w:lvl w:ilvl="2" w:tentative="1">
+      <w:start w:val="1"/>
+      <w:numFmt w:val="bullet"/>
+      <w:lvlText w:val=""/>
+      <w:lvlJc w:val="left"/>
+      <w:pPr>
+        <w:tabs>
+          <w:tab w:val="num" w:pos="2160"/>
+        </w:tabs>
+        <w:ind w:left="2160" w:hanging="360"/>
+      </w:pPr>
+      <w:rPr>
+        <w:rFonts w:ascii="Wingdings" w:hAnsi="Wingdings" w:hint="default"/>
+        <w:sz w:val="20"/>
+      </w:rPr>
+    </w:lvl>
+    <w:lvl w:ilvl="3" w:tentative="1">
+      <w:start w:val="1"/>
+      <w:numFmt w:val="bullet"/>
+      <w:lvlText w:val=""/>
+      <w:lvlJc w:val="left"/>
+      <w:pPr>
+        <w:tabs>
+          <w:tab w:val="num" w:pos="2880"/>
+        </w:tabs>
+        <w:ind w:left="2880" w:hanging="360"/>
+      </w:pPr>
+      <w:rPr>
+        <w:rFonts w:ascii="Wingdings" w:hAnsi="Wingdings" w:hint="default"/>
+        <w:sz w:val="20"/>
+      </w:rPr>
+    </w:lvl>
+    <w:lvl w:ilvl="4" w:tentative="1">
+      <w:start w:val="1"/>
+      <w:numFmt w:val="bullet"/>
+      <w:lvlText w:val=""/>
+      <w:lvlJc w:val="left"/>
+      <w:pPr>
+        <w:tabs>
+          <w:tab w:val="num" w:pos="3600"/>
+        </w:tabs>
+        <w:ind w:left="3600" w:hanging="360"/>
+      </w:pPr>
+      <w:rPr>
+        <w:rFonts w:ascii="Wingdings" w:hAnsi="Wingdings" w:hint="default"/>
+        <w:sz w:val="20"/>
+      </w:rPr>
+    </w:lvl>
+    <w:lvl w:ilvl="5" w:tentative="1">
+      <w:start w:val="1"/>
+      <w:numFmt w:val="bullet"/>
+      <w:lvlText w:val=""/>
+      <w:lvlJc w:val="left"/>
+      <w:pPr>
+        <w:tabs>
+          <w:tab w:val="num" w:pos="4320"/>
+        </w:tabs>
+        <w:ind w:left="4320" w:hanging="360"/>
+      </w:pPr>
+      <w:rPr>
+        <w:rFonts w:ascii="Wingdings" w:hAnsi="Wingdings" w:hint="default"/>
+        <w:sz w:val="20"/>
+      </w:rPr>
+    </w:lvl>
+    <w:lvl w:ilvl="6" w:tentative="1">
+      <w:start w:val="1"/>
+      <w:numFmt w:val="bullet"/>
+      <w:lvlText w:val=""/>
+      <w:lvlJc w:val="left"/>
+      <w:pPr>
+        <w:tabs>
+          <w:tab w:val="num" w:pos="5040"/>
+        </w:tabs>
+        <w:ind w:left="5040" w:hanging="360"/>
+      </w:pPr>
+      <w:rPr>
+        <w:rFonts w:ascii="Wingdings" w:hAnsi="Wingdings" w:hint="default"/>
+        <w:sz w:val="20"/>
+      </w:rPr>
+    </w:lvl>
+    <w:lvl w:ilvl="7" w:tentative="1">
+      <w:start w:val="1"/>
+      <w:numFmt w:val="bullet"/>
+      <w:lvlText w:val=""/>
+      <w:lvlJc w:val="left"/>
+      <w:pPr>
+        <w:tabs>
+          <w:tab w:val="num" w:pos="5760"/>
+        </w:tabs>
+        <w:ind w:left="5760" w:hanging="360"/>
+      </w:pPr>
+      <w:rPr>
+        <w:rFonts w:ascii="Wingdings" w:hAnsi="Wingdings" w:hint="default"/>
+        <w:sz w:val="20"/>
+      </w:rPr>
+    </w:lvl>
+    <w:lvl w:ilvl="8" w:tentative="1">
+      <w:start w:val="1"/>
+      <w:numFmt w:val="bullet"/>
+      <w:lvlText w:val=""/>
+      <w:lvlJc w:val="left"/>
+      <w:pPr>
+        <w:tabs>
+          <w:tab w:val="num" w:pos="6480"/>
+        </w:tabs>
+        <w:ind w:left="6480" w:hanging="360"/>
+      </w:pPr>
+      <w:rPr>
+        <w:rFonts w:ascii="Wingdings" w:hAnsi="Wingdings" w:hint="default"/>
+        <w:sz w:val="20"/>
+      </w:rPr>
+    </w:lvl>
+  </w:abstractNum>
+  <w:abstractNum w:abstractNumId="6" w15:restartNumberingAfterBreak="0">
+    <w:nsid w:val="663256AA"/>
+    <w:multiLevelType w:val="hybridMultilevel"/>
+    <w:tmpl w:val="E2AC85C2"/>
+    <w:lvl w:ilvl="0" w:tplc="04090001">
+      <w:start w:val="1"/>
+      <w:numFmt w:val="bullet"/>
+      <w:lvlText w:val=""/>
+      <w:lvlJc w:val="left"/>
+      <w:pPr>
+        <w:ind w:left="720" w:hanging="360"/>
+      </w:pPr>
+      <w:rPr>
+        <w:rFonts w:ascii="Symbol" w:hAnsi="Symbol" w:hint="default"/>
+      </w:rPr>
+    </w:lvl>
+    <w:lvl w:ilvl="1" w:tplc="04090003" w:tentative="1">
+      <w:start w:val="1"/>
+      <w:numFmt w:val="bullet"/>
+      <w:lvlText w:val="o"/>
+      <w:lvlJc w:val="left"/>
+      <w:pPr>
+        <w:ind w:left="1440" w:hanging="360"/>
+      </w:pPr>
+      <w:rPr>
+        <w:rFonts w:ascii="Courier New" w:hAnsi="Courier New" w:cs="Courier New" w:hint="default"/>
+      </w:rPr>
+    </w:lvl>
+    <w:lvl w:ilvl="2" w:tplc="04090005" w:tentative="1">
+      <w:start w:val="1"/>
+      <w:numFmt w:val="bullet"/>
+      <w:lvlText w:val=""/>
+      <w:lvlJc w:val="left"/>
+      <w:pPr>
+        <w:ind w:left="2160" w:hanging="360"/>
+      </w:pPr>
+      <w:rPr>
+        <w:rFonts w:ascii="Wingdings" w:hAnsi="Wingdings" w:hint="default"/>
+      </w:rPr>
+    </w:lvl>
+    <w:lvl w:ilvl="3" w:tplc="04090001" w:tentative="1">
+      <w:start w:val="1"/>
+      <w:numFmt w:val="bullet"/>
+      <w:lvlText w:val=""/>
+      <w:lvlJc w:val="left"/>
+      <w:pPr>
+        <w:ind w:left="2880" w:hanging="360"/>
+      </w:pPr>
+      <w:rPr>
+        <w:rFonts w:ascii="Symbol" w:hAnsi="Symbol" w:hint="default"/>
+      </w:rPr>
+    </w:lvl>
+    <w:lvl w:ilvl="4" w:tplc="04090003" w:tentative="1">
+      <w:start w:val="1"/>
+      <w:numFmt w:val="bullet"/>
+      <w:lvlText w:val="o"/>
+      <w:lvlJc w:val="left"/>
+      <w:pPr>
+        <w:ind w:left="3600" w:hanging="360"/>
+      </w:pPr>
+      <w:rPr>
+        <w:rFonts w:ascii="Courier New" w:hAnsi="Courier New" w:cs="Courier New" w:hint="default"/>
+      </w:rPr>
+    </w:lvl>
+    <w:lvl w:ilvl="5" w:tplc="04090005" w:tentative="1">
+      <w:start w:val="1"/>
+      <w:numFmt w:val="bullet"/>
+      <w:lvlText w:val=""/>
+      <w:lvlJc w:val="left"/>
+      <w:pPr>
+        <w:ind w:left="4320" w:hanging="360"/>
+      </w:pPr>
+      <w:rPr>
+        <w:rFonts w:ascii="Wingdings" w:hAnsi="Wingdings" w:hint="default"/>
+      </w:rPr>
+    </w:lvl>
+    <w:lvl w:ilvl="6" w:tplc="04090001" w:tentative="1">
+      <w:start w:val="1"/>
+      <w:numFmt w:val="bullet"/>
+      <w:lvlText w:val=""/>
+      <w:lvlJc w:val="left"/>
+      <w:pPr>
+        <w:ind w:left="5040" w:hanging="360"/>
+      </w:pPr>
+      <w:rPr>
+        <w:rFonts w:ascii="Symbol" w:hAnsi="Symbol" w:hint="default"/>
+      </w:rPr>
+    </w:lvl>
+    <w:lvl w:ilvl="7" w:tplc="04090003" w:tentative="1">
+      <w:start w:val="1"/>
+      <w:numFmt w:val="bullet"/>
+      <w:lvlText w:val="o"/>
+      <w:lvlJc w:val="left"/>
+      <w:pPr>
+        <w:ind w:left="5760" w:hanging="360"/>
+      </w:pPr>
+      <w:rPr>
+        <w:rFonts w:ascii="Courier New" w:hAnsi="Courier New" w:cs="Courier New" w:hint="default"/>
+      </w:rPr>
+    </w:lvl>
+    <w:lvl w:ilvl="8" w:tplc="04090005" w:tentative="1">
+      <w:start w:val="1"/>
+      <w:numFmt w:val="bullet"/>
+      <w:lvlText w:val=""/>
+      <w:lvlJc w:val="left"/>
+      <w:pPr>
+        <w:ind w:left="6480" w:hanging="360"/>
+      </w:pPr>
+      <w:rPr>
+        <w:rFonts w:ascii="Wingdings" w:hAnsi="Wingdings" w:hint="default"/>
+      </w:rPr>
+    </w:lvl>
+  </w:abstractNum>
   <w:num w:numId="1" w16cid:durableId="578102122">
-    <w:abstractNumId w:val="1"/>
+    <w:abstractNumId w:val="3"/>
   </w:num>
   <w:num w:numId="2" w16cid:durableId="1251086563">
     <w:abstractNumId w:val="0"/>
   </w:num>
   <w:num w:numId="3" w16cid:durableId="1342467688">
+    <w:abstractNumId w:val="4"/>
+  </w:num>
+  <w:num w:numId="4" w16cid:durableId="1833375750">
+    <w:abstractNumId w:val="6"/>
+  </w:num>
+  <w:num w:numId="5" w16cid:durableId="958536606">
+    <w:abstractNumId w:val="1"/>
+  </w:num>
+  <w:num w:numId="6" w16cid:durableId="2047411557">
+    <w:abstractNumId w:val="5"/>
+  </w:num>
+  <w:num w:numId="7" w16cid:durableId="596015815">
     <w:abstractNumId w:val="2"/>
   </w:num>
 </w:numbering>
@@ -3572,6 +5586,19 @@
       <w:spacing w:val="5"/>
     </w:rPr>
   </w:style>
+  <w:style w:type="paragraph" w:styleId="NormalWeb">
+    <w:name w:val="Normal (Web)"/>
+    <w:basedOn w:val="Normal"/>
+    <w:uiPriority w:val="99"/>
+    <w:semiHidden/>
+    <w:unhideWhenUsed/>
+    <w:rsid w:val="0003637B"/>
+    <w:rPr>
+      <w:rFonts w:ascii="Times New Roman" w:hAnsi="Times New Roman" w:cs="Times New Roman"/>
+      <w:sz w:val="24"/>
+      <w:szCs w:val="24"/>
+    </w:rPr>
+  </w:style>
 </w:styles>
 </file>
 
